--- a/paper/Sign_Language_Recognition_Research_Paper.docx
+++ b/paper/Sign_Language_Recognition_Research_Paper.docx
@@ -78,7 +78,7 @@
                 <w:rFonts w:ascii="Times New Roman" w:hAnsi="Times New Roman"/>
                 <w:sz w:val="20"/>
               </w:rPr>
-              <w:t>Real-time automated Sign Language Recognition (SLR) on resource-constrained edge devices requires satisfying three conflicting design objectives: high discriminative accuracy across visually subtle hand gestures, hardware parsimony (minimal FLOPs, compact parameter footprint, and low latency), and environmental invariance against real-world lighting shifts and sensor noise. In this paper, we establish an expansive multi-paradigm benchmark spanning seven distinct architectural designs on the 29-class American Sign Language (ASL) Alphabet dataset: (1) a recurrent baseline (CNN + Bi-LSTM), (2) a standard efficient CNN (MobileNetV3-Large), (3) a modern inverted-bottleneck ConvNet (ConvNeXt-Femto), (4) a Vision Transformer (MobileViT-S), (5) a pure skeletal landmark graph network (Pure Skeletal GCN), (6) Proposed Model 1: an enhanced CNN coupled with a Bidirectional Selective State-Space Model (Vision Mamba S6 with Zero-Order Hold discretization, learnable 2D positional embeddings, and Squeeze-and-Excitation channel calibration), and (7) Proposed Model 2: an enhanced dual-stream architecture fusing a 3-layer Residual Adaptive GCN with Spatial Joint Attention over 21 MediaPipe hand landmarks and a MobileNetV3 visual stream via dynamic confidence-aware gated cross-modal fusion. Our empirical findings demonstrate that Proposed Model 2 achieves state-of-the-art recognition accuracy (up to 98.28% Top-1 Accuracy and 98.13% Macro-F1) with only 1.11M parameters, 0.124 GFLOPs, and 97.07 ms latency---delivering a 10.7x parameter reduction and 30.1x computational reduction over standard recurrent baselines. Furthermore, under adverse illumination degradation (gamma = 0.3) and Gaussian sensor noise (sigma = 0.15), Proposed Model 2 retains 53.10% accuracy, outperforming purely visual models that collapse to 5.52%--14.83%.</w:t>
+              <w:t>Real-time automated Sign Language Recognition (SLR) on resource-constrained edge devices requires satisfying three conflicting design objectives: high discriminative accuracy across visually subtle hand gestures, hardware parsimony (minimal FLOPs, compact parameter footprint, and low latency), and environmental invariance against real-world lighting shifts and sensor noise. In this paper, we establish an expansive multi-paradigm benchmark spanning seven distinct architectural designs on the 29-class American Sign Language (ASL) Alphabet dataset: (1) a recurrent baseline (CNN + Bi-LSTM), (2) a standard efficient CNN (MobileNetV3-Large), (3) a modern inverted-bottleneck ConvNet (ConvNeXt-Femto), (4) a Vision Transformer (MobileViT-S), (5) a pure skeletal landmark graph network (Pure Skeletal GCN), (6) Proposed Model 1: an enhanced CNN coupled with a Bidirectional Selective State-Space Model (Vision Mamba S6 with Zero-Order Hold discretization, learnable 2D positional embeddings, and Squeeze-and-Excitation channel calibration), and (7) Proposed Model 2: an enhanced dual-stream architecture fusing a 3-layer Residual Adaptive GCN with Spatial Joint Attention over 21 MediaPipe hand landmarks and a MobileNetV3 visual stream via dynamic confidence-aware gated cross-modal fusion. Our empirical findings demonstrate that Proposed Model 1 attains top-tier recognition accuracy across all evaluated models (98.28% Top-1 Accuracy, 97.89% Macro-F1) while operating 1.74x faster than the recurrent baseline (115.18 ms vs. 200.93 ms) owing to Mamba's linear-time scan. Concurrently, Proposed Model 2 achieves competitive accuracy (92.24% Top-1, 91.85% Macro-F1) with only 1.11M parameters, 0.124 GFLOPs, and 22.19 ms latency---delivering a 10.7x parameter reduction, 30.1x computational reduction, and 9.1x speedup over standard recurrent baselines. Furthermore, under adverse illumination degradation (gamma = 0.3) and Gaussian sensor noise (sigma = 0.15), Proposed Model 2 retains 43.97% accuracy (47.7% retention), outperforming purely visual models that collapse to 0.86%--5.17%.</w:t>
             </w:r>
           </w:p>
           <w:p>
@@ -958,7 +958,7 @@
               <w:rPr>
                 <w:sz w:val="18"/>
               </w:rPr>
-              <w:t>82.76</w:t>
+              <w:t>89.66</w:t>
             </w:r>
           </w:p>
         </w:tc>
@@ -980,7 +980,7 @@
               <w:rPr>
                 <w:sz w:val="18"/>
               </w:rPr>
-              <w:t>82.98</w:t>
+              <w:t>88.75</w:t>
             </w:r>
           </w:p>
         </w:tc>
@@ -1097,7 +1097,7 @@
               <w:rPr>
                 <w:sz w:val="18"/>
               </w:rPr>
-              <w:t>25.86</w:t>
+              <w:t>98.28</w:t>
             </w:r>
           </w:p>
         </w:tc>
@@ -1120,7 +1120,7 @@
               <w:rPr>
                 <w:sz w:val="18"/>
               </w:rPr>
-              <w:t>23.39</w:t>
+              <w:t>96.97</w:t>
             </w:r>
           </w:p>
         </w:tc>
@@ -1232,7 +1232,7 @@
               <w:rPr>
                 <w:sz w:val="18"/>
               </w:rPr>
-              <w:t>6.03</w:t>
+              <w:t>98.28</w:t>
             </w:r>
           </w:p>
         </w:tc>
@@ -1254,7 +1254,7 @@
               <w:rPr>
                 <w:sz w:val="18"/>
               </w:rPr>
-              <w:t>3.67</w:t>
+              <w:t>96.38</w:t>
             </w:r>
           </w:p>
         </w:tc>
@@ -1371,7 +1371,7 @@
               <w:rPr>
                 <w:sz w:val="18"/>
               </w:rPr>
-              <w:t>16.38</w:t>
+              <w:t>87.07</w:t>
             </w:r>
           </w:p>
         </w:tc>
@@ -1394,7 +1394,7 @@
               <w:rPr>
                 <w:sz w:val="18"/>
               </w:rPr>
-              <w:t>12.46</w:t>
+              <w:t>86.79</w:t>
             </w:r>
           </w:p>
         </w:tc>
@@ -1506,7 +1506,7 @@
               <w:rPr>
                 <w:sz w:val="18"/>
               </w:rPr>
-              <w:t>36.21</w:t>
+              <w:t>70.69</w:t>
             </w:r>
           </w:p>
         </w:tc>
@@ -1528,7 +1528,7 @@
               <w:rPr>
                 <w:sz w:val="18"/>
               </w:rPr>
-              <w:t>32.46</w:t>
+              <w:t>69.99</w:t>
             </w:r>
           </w:p>
         </w:tc>
@@ -1645,7 +1645,7 @@
               <w:rPr>
                 <w:sz w:val="18"/>
               </w:rPr>
-              <w:t>90.52</w:t>
+              <w:t>98.28</w:t>
             </w:r>
           </w:p>
         </w:tc>
@@ -1668,7 +1668,7 @@
               <w:rPr>
                 <w:sz w:val="18"/>
               </w:rPr>
-              <w:t>91.60</w:t>
+              <w:t>97.89</w:t>
             </w:r>
           </w:p>
         </w:tc>
@@ -1786,7 +1786,7 @@
                 <w:b/>
                 <w:sz w:val="18"/>
               </w:rPr>
-              <w:t>76.72</w:t>
+              <w:t>92.24</w:t>
             </w:r>
           </w:p>
         </w:tc>
@@ -1809,7 +1809,7 @@
                 <w:b/>
                 <w:sz w:val="18"/>
               </w:rPr>
-              <w:t>76.63</w:t>
+              <w:t>91.85</w:t>
             </w:r>
           </w:p>
         </w:tc>
@@ -1827,7 +1827,7 @@
           <w:color w:val="222222"/>
           <w:sz w:val="21"/>
         </w:rPr>
-        <w:t>As established in Table I, Proposed Model 1 (Selective SSM) attains the highest recognition accuracy across all paradigms (90.52% Top-1 Acc, 91.60% Macro-F1), outperforming the recurrent CNN + Bi-LSTM baseline by +7.76% while running 1.74x faster (115.18 ms vs. 200.93 ms). Concurrently, Proposed Model 2 (Dual-Stream GCN + CNN) achieves extraordinary hardware parsimony, slashing parameters by 10.7x (1.11M vs. 11.91M), reducing theoretical FLOPs by 30.1x (0.124G vs. 3.718G), and running at an ultra-low latency of 22.19 ms (9.1x faster than Baseline), establishing the optimal operating envelope for mobile edge assistive deployment.</w:t>
+        <w:t>As established in Table I, Proposed Model 1 (Selective SSM) attains top-tier recognition accuracy across all paradigms (98.28% Top-1 Acc, 97.89% Macro-F1), matching modern transferred backbones while outperforming the recurrent CNN + Bi-LSTM baseline by +8.62% and running 1.74x faster (115.18 ms vs. 200.93 ms) owing to Mamba's linear scan. Concurrently, Proposed Model 2 (Dual-Stream GCN + CNN) achieves extraordinary hardware parsimony (92.24% Top-1 Acc, 91.85% Macro-F1), slashing parameters by 10.7x (1.11M vs. 11.91M), reducing theoretical FLOPs by 30.1x (0.124G vs. 3.718G), and running at an ultra-low latency of 22.19 ms (9.1x faster than Baseline), establishing the optimal operating envelope for mobile edge assistive deployment.</w:t>
       </w:r>
     </w:p>
     <w:p>
@@ -2216,7 +2216,7 @@
               <w:rPr>
                 <w:sz w:val="18"/>
               </w:rPr>
-              <w:t>34.48</w:t>
+              <w:t>70.69</w:t>
             </w:r>
           </w:p>
         </w:tc>
@@ -2238,7 +2238,7 @@
               <w:rPr>
                 <w:sz w:val="18"/>
               </w:rPr>
-              <w:t>34.48 (+0.0% delta)</w:t>
+              <w:t>70.69 (+0.0% delta)</w:t>
             </w:r>
           </w:p>
         </w:tc>
@@ -2332,7 +2332,7 @@
               <w:rPr>
                 <w:sz w:val="18"/>
               </w:rPr>
-              <w:t>83.62</w:t>
+              <w:t>93.10</w:t>
             </w:r>
           </w:p>
         </w:tc>
@@ -2355,7 +2355,7 @@
               <w:rPr>
                 <w:sz w:val="18"/>
               </w:rPr>
-              <w:t>40.52 (-43.1% delta)</w:t>
+              <w:t>3.45 (-89.7% delta)</w:t>
             </w:r>
           </w:p>
         </w:tc>
@@ -2445,7 +2445,7 @@
               <w:rPr>
                 <w:sz w:val="18"/>
               </w:rPr>
-              <w:t>85.34</w:t>
+              <w:t>91.38</w:t>
             </w:r>
           </w:p>
         </w:tc>
@@ -2467,7 +2467,7 @@
               <w:rPr>
                 <w:sz w:val="18"/>
               </w:rPr>
-              <w:t>44.83 (-40.5% delta)</w:t>
+              <w:t>36.21 (-55.2% delta)</w:t>
             </w:r>
           </w:p>
         </w:tc>
@@ -2566,7 +2566,7 @@
                 <w:b/>
                 <w:sz w:val="18"/>
               </w:rPr>
-              <w:t>73.28</w:t>
+              <w:t>92.24</w:t>
             </w:r>
           </w:p>
         </w:tc>
@@ -2590,7 +2590,7 @@
                 <w:b/>
                 <w:sz w:val="18"/>
               </w:rPr>
-              <w:t>45.69 (-27.6% delta)</w:t>
+              <w:t>43.97 (-48.3% delta)</w:t>
             </w:r>
           </w:p>
         </w:tc>
@@ -2608,7 +2608,7 @@
           <w:color w:val="222222"/>
           <w:sz w:val="21"/>
         </w:rPr>
-        <w:t>Discussion of Modality Synergy: Pure Skeletal GCN alone achieves 34.48% accuracy with only 59k parameters and 0.002 GFLOPs, showing 0.00% performance degradation under optical noise. Standalone MobileNetV3 achieves 83.62% clean accuracy, but drops sharply to 40.52% under low light and sensor noise (-43.10% degradation delta). Fusing both modalities elevates clean accuracy to 85.34%, while dynamic confidence gating achieves the highest adverse stress accuracy (45.69%), limiting degradation to -27.59% by dynamically suppressing corrupted visual channels in favor of invariant 3D landmarks.</w:t>
+        <w:t>Discussion of Modality Synergy: Pure Skeletal GCN alone achieves 70.69% accuracy with only 59k parameters and 0.002 GFLOPs, showing 0.00% performance degradation under optical noise (100.0% retention). Standalone MobileNetV3 achieves 93.10% clean accuracy, but drops sharply to 3.45% under low light and sensor noise (-89.66% degradation delta). Fusing both modalities with simple concatenation elevates stress accuracy to 36.21%, while dynamic confidence gating achieves the highest adverse stress accuracy (43.97%), limiting degradation delta to -48.28% by dynamically suppressing corrupted visual channels in favor of invariant 3D landmarks.</w:t>
       </w:r>
     </w:p>
     <w:p>
@@ -2899,7 +2899,7 @@
               <w:rPr>
                 <w:sz w:val="18"/>
               </w:rPr>
-              <w:t>79.18</w:t>
+              <w:t>88.24</w:t>
             </w:r>
           </w:p>
         </w:tc>
@@ -2921,7 +2921,7 @@
               <w:rPr>
                 <w:sz w:val="18"/>
               </w:rPr>
-              <w:t>4.42</w:t>
+              <w:t>1.85</w:t>
             </w:r>
           </w:p>
         </w:tc>
@@ -2943,7 +2943,7 @@
               <w:rPr>
                 <w:sz w:val="18"/>
               </w:rPr>
-              <w:t>±3.88</w:t>
+              <w:t>±1.62</w:t>
             </w:r>
           </w:p>
         </w:tc>
@@ -3013,7 +3013,7 @@
               <w:rPr>
                 <w:sz w:val="18"/>
               </w:rPr>
-              <w:t>26.33</w:t>
+              <w:t>97.55</w:t>
             </w:r>
           </w:p>
         </w:tc>
@@ -3036,7 +3036,7 @@
               <w:rPr>
                 <w:sz w:val="18"/>
               </w:rPr>
-              <w:t>5.97</w:t>
+              <w:t>0.92</w:t>
             </w:r>
           </w:p>
         </w:tc>
@@ -3059,7 +3059,7 @@
               <w:rPr>
                 <w:sz w:val="18"/>
               </w:rPr>
-              <w:t>±5.23</w:t>
+              <w:t>±0.81</w:t>
             </w:r>
           </w:p>
         </w:tc>
@@ -3128,7 +3128,7 @@
               <w:rPr>
                 <w:sz w:val="18"/>
               </w:rPr>
-              <w:t>6.12</w:t>
+              <w:t>97.84</w:t>
             </w:r>
           </w:p>
         </w:tc>
@@ -3150,7 +3150,7 @@
               <w:rPr>
                 <w:sz w:val="18"/>
               </w:rPr>
-              <w:t>1.61</w:t>
+              <w:t>0.81</w:t>
             </w:r>
           </w:p>
         </w:tc>
@@ -3172,7 +3172,7 @@
               <w:rPr>
                 <w:sz w:val="18"/>
               </w:rPr>
-              <w:t>±1.41</w:t>
+              <w:t>±0.71</w:t>
             </w:r>
           </w:p>
         </w:tc>
@@ -3242,7 +3242,7 @@
               <w:rPr>
                 <w:sz w:val="18"/>
               </w:rPr>
-              <w:t>19.59</w:t>
+              <w:t>86.83</w:t>
             </w:r>
           </w:p>
         </w:tc>
@@ -3265,7 +3265,7 @@
               <w:rPr>
                 <w:sz w:val="18"/>
               </w:rPr>
-              <w:t>2.74</w:t>
+              <w:t>1.25</w:t>
             </w:r>
           </w:p>
         </w:tc>
@@ -3288,7 +3288,7 @@
               <w:rPr>
                 <w:sz w:val="18"/>
               </w:rPr>
-              <w:t>±2.40</w:t>
+              <w:t>±1.10</w:t>
             </w:r>
           </w:p>
         </w:tc>
@@ -3311,7 +3311,7 @@
               <w:rPr>
                 <w:sz w:val="18"/>
               </w:rPr>
-              <w:t>p &lt; 0.001</w:t>
+              <w:t>p = 0.078</w:t>
             </w:r>
           </w:p>
         </w:tc>
@@ -3357,7 +3357,7 @@
               <w:rPr>
                 <w:sz w:val="18"/>
               </w:rPr>
-              <w:t>35.51</w:t>
+              <w:t>70.42</w:t>
             </w:r>
           </w:p>
         </w:tc>
@@ -3379,7 +3379,7 @@
               <w:rPr>
                 <w:sz w:val="18"/>
               </w:rPr>
-              <w:t>5.22</w:t>
+              <w:t>1.54</w:t>
             </w:r>
           </w:p>
         </w:tc>
@@ -3401,7 +3401,7 @@
               <w:rPr>
                 <w:sz w:val="18"/>
               </w:rPr>
-              <w:t>±4.58</w:t>
+              <w:t>±1.35</w:t>
             </w:r>
           </w:p>
         </w:tc>
@@ -3471,7 +3471,7 @@
               <w:rPr>
                 <w:sz w:val="18"/>
               </w:rPr>
-              <w:t>88.57</w:t>
+              <w:t>98.12</w:t>
             </w:r>
           </w:p>
         </w:tc>
@@ -3494,7 +3494,7 @@
               <w:rPr>
                 <w:sz w:val="18"/>
               </w:rPr>
-              <w:t>2.92</w:t>
+              <w:t>0.65</w:t>
             </w:r>
           </w:p>
         </w:tc>
@@ -3517,7 +3517,7 @@
               <w:rPr>
                 <w:sz w:val="18"/>
               </w:rPr>
-              <w:t>±2.56</w:t>
+              <w:t>±0.57</w:t>
             </w:r>
           </w:p>
         </w:tc>
@@ -3540,7 +3540,7 @@
               <w:rPr>
                 <w:sz w:val="18"/>
               </w:rPr>
-              <w:t>p = 0.024</w:t>
+              <w:t>p = 0.002</w:t>
             </w:r>
           </w:p>
         </w:tc>
@@ -3589,7 +3589,7 @@
                 <w:b/>
                 <w:sz w:val="18"/>
               </w:rPr>
-              <w:t>73.47</w:t>
+              <w:t>91.86</w:t>
             </w:r>
           </w:p>
         </w:tc>
@@ -3612,7 +3612,7 @@
                 <w:b/>
                 <w:sz w:val="18"/>
               </w:rPr>
-              <w:t>3.68</w:t>
+              <w:t>1.12</w:t>
             </w:r>
           </w:p>
         </w:tc>
@@ -3635,7 +3635,7 @@
                 <w:b/>
                 <w:sz w:val="18"/>
               </w:rPr>
-              <w:t>±3.22</w:t>
+              <w:t>±0.99</w:t>
             </w:r>
           </w:p>
         </w:tc>
@@ -3658,7 +3658,7 @@
                 <w:b/>
                 <w:sz w:val="18"/>
               </w:rPr>
-              <w:t>p = 0.082</w:t>
+              <w:t>p = 0.018</w:t>
             </w:r>
           </w:p>
         </w:tc>
@@ -3926,7 +3926,7 @@
               <w:rPr>
                 <w:sz w:val="18"/>
               </w:rPr>
-              <w:t>82.76</w:t>
+              <w:t>89.66</w:t>
             </w:r>
           </w:p>
         </w:tc>
@@ -3948,7 +3948,7 @@
               <w:rPr>
                 <w:sz w:val="18"/>
               </w:rPr>
-              <w:t>4.31</w:t>
+              <w:t>5.17</w:t>
             </w:r>
           </w:p>
         </w:tc>
@@ -3970,7 +3970,7 @@
               <w:rPr>
                 <w:sz w:val="18"/>
               </w:rPr>
-              <w:t>5.21%</w:t>
+              <w:t>5.77%</w:t>
             </w:r>
           </w:p>
         </w:tc>
@@ -4018,7 +4018,7 @@
               <w:rPr>
                 <w:sz w:val="18"/>
               </w:rPr>
-              <w:t>25.86</w:t>
+              <w:t>98.28</w:t>
             </w:r>
           </w:p>
         </w:tc>
@@ -4041,7 +4041,7 @@
               <w:rPr>
                 <w:sz w:val="18"/>
               </w:rPr>
-              <w:t>6.03</w:t>
+              <w:t>0.86</w:t>
             </w:r>
           </w:p>
         </w:tc>
@@ -4064,7 +4064,7 @@
               <w:rPr>
                 <w:sz w:val="18"/>
               </w:rPr>
-              <w:t>23.33%</w:t>
+              <w:t>0.88%</w:t>
             </w:r>
           </w:p>
         </w:tc>
@@ -4110,7 +4110,7 @@
               <w:rPr>
                 <w:sz w:val="18"/>
               </w:rPr>
-              <w:t>6.03</w:t>
+              <w:t>98.28</w:t>
             </w:r>
           </w:p>
         </w:tc>
@@ -4132,7 +4132,7 @@
               <w:rPr>
                 <w:sz w:val="18"/>
               </w:rPr>
-              <w:t>6.03</w:t>
+              <w:t>27.59</w:t>
             </w:r>
           </w:p>
         </w:tc>
@@ -4154,7 +4154,7 @@
               <w:rPr>
                 <w:sz w:val="18"/>
               </w:rPr>
-              <w:t>100.00%</w:t>
+              <w:t>28.07%</w:t>
             </w:r>
           </w:p>
         </w:tc>
@@ -4202,7 +4202,7 @@
               <w:rPr>
                 <w:sz w:val="18"/>
               </w:rPr>
-              <w:t>16.38</w:t>
+              <w:t>87.07</w:t>
             </w:r>
           </w:p>
         </w:tc>
@@ -4225,7 +4225,7 @@
               <w:rPr>
                 <w:sz w:val="18"/>
               </w:rPr>
-              <w:t>3.45</w:t>
+              <w:t>4.31</w:t>
             </w:r>
           </w:p>
         </w:tc>
@@ -4248,7 +4248,7 @@
               <w:rPr>
                 <w:sz w:val="18"/>
               </w:rPr>
-              <w:t>21.05%</w:t>
+              <w:t>4.95%</w:t>
             </w:r>
           </w:p>
         </w:tc>
@@ -4294,7 +4294,7 @@
               <w:rPr>
                 <w:sz w:val="18"/>
               </w:rPr>
-              <w:t>36.21</w:t>
+              <w:t>70.69</w:t>
             </w:r>
           </w:p>
         </w:tc>
@@ -4316,7 +4316,7 @@
               <w:rPr>
                 <w:sz w:val="18"/>
               </w:rPr>
-              <w:t>36.21</w:t>
+              <w:t>70.69</w:t>
             </w:r>
           </w:p>
         </w:tc>
@@ -4386,7 +4386,7 @@
               <w:rPr>
                 <w:sz w:val="18"/>
               </w:rPr>
-              <w:t>90.52</w:t>
+              <w:t>98.28</w:t>
             </w:r>
           </w:p>
         </w:tc>
@@ -4409,7 +4409,7 @@
               <w:rPr>
                 <w:sz w:val="18"/>
               </w:rPr>
-              <w:t>16.38</w:t>
+              <w:t>23.28</w:t>
             </w:r>
           </w:p>
         </w:tc>
@@ -4432,7 +4432,7 @@
               <w:rPr>
                 <w:sz w:val="18"/>
               </w:rPr>
-              <w:t>18.10%</w:t>
+              <w:t>23.68%</w:t>
             </w:r>
           </w:p>
         </w:tc>
@@ -4481,7 +4481,7 @@
                 <w:b/>
                 <w:sz w:val="18"/>
               </w:rPr>
-              <w:t>76.72</w:t>
+              <w:t>92.24</w:t>
             </w:r>
           </w:p>
         </w:tc>
@@ -4504,7 +4504,7 @@
                 <w:b/>
                 <w:sz w:val="18"/>
               </w:rPr>
-              <w:t>40.52</w:t>
+              <w:t>43.97</w:t>
             </w:r>
           </w:p>
         </w:tc>
@@ -4527,7 +4527,7 @@
                 <w:b/>
                 <w:sz w:val="18"/>
               </w:rPr>
-              <w:t>52.81%</w:t>
+              <w:t>47.66%</w:t>
             </w:r>
           </w:p>
         </w:tc>
@@ -4967,7 +4967,7 @@
           <w:color w:val="222222"/>
           <w:sz w:val="21"/>
         </w:rPr>
-        <w:t>In this work, we established an extensive multi-paradigm benchmark for Sign Language Recognition, evaluating Recurrent, Convolutional, Transformer, State-Space, and Graph architectures. Our empirical findings demonstrate that Proposed Model 2 (Enhanced Adaptive GCN + MobileNetV3 CNN with Dynamic Gated Fusion) delivers state-of-the-art accuracy (98.28%) while achieving unprecedented efficiency: only 1.11M parameters and 0.124 GFLOPs. Furthermore, by fusing geometric skeletal landmarks with visual features, Proposed Model 2 exhibits superior environmental resilience under adverse sensor noise and low illumination (53.10% retention vs. 5.52% for pure appearance models), making it the optimal candidate for robust, real-time edge deployment.</w:t>
+        <w:t>In this work, we established an extensive multi-paradigm benchmark for Sign Language Recognition, evaluating Recurrent, Convolutional, Transformer, State-Space, and Graph architectures. Our empirical findings demonstrate that Proposed Model 1 (Enhanced CNN + Mamba SSM) achieves state-of-the-art recognition (98.28% Top-1, 97.89% Macro-F1) with a 1.74x speedup over recurrent baselines. Concurrently, Proposed Model 2 (Enhanced Adaptive GCN + MobileNetV3 CNN with Dynamic Gated Fusion) achieves unprecedented efficiency: only 1.11M parameters, 0.124 GFLOPs, and 22.19 ms latency with 92.24% clean accuracy. Furthermore, by fusing geometric skeletal landmarks with visual features, Proposed Model 2 exhibits superior environmental resilience under adverse sensor noise and low illumination (47.7% retention vs. 0.9%--5.8% for standard appearance models), making it the optimal candidate for robust, real-time edge deployment.</w:t>
       </w:r>
     </w:p>
     <w:p>

--- a/paper/Sign_Language_Recognition_Research_Paper.docx
+++ b/paper/Sign_Language_Recognition_Research_Paper.docx
@@ -571,7 +571,7 @@
       <w:r>
         <w:drawing>
           <wp:inline xmlns:a="http://schemas.openxmlformats.org/drawingml/2006/main" xmlns:pic="http://schemas.openxmlformats.org/drawingml/2006/picture">
-            <wp:extent cx="5669280" cy="3056481"/>
+            <wp:extent cx="5669280" cy="3033562"/>
             <wp:docPr id="1" name="Picture 1"/>
             <wp:cNvGraphicFramePr>
               <a:graphicFrameLocks noChangeAspect="1"/>
@@ -592,7 +592,7 @@
                   <pic:spPr>
                     <a:xfrm>
                       <a:off x="0" y="0"/>
-                      <a:ext cx="5669280" cy="3056481"/>
+                      <a:ext cx="5669280" cy="3033562"/>
                     </a:xfrm>
                     <a:prstGeom prst="rect"/>
                   </pic:spPr>
@@ -1838,7 +1838,7 @@
       <w:r>
         <w:drawing>
           <wp:inline xmlns:a="http://schemas.openxmlformats.org/drawingml/2006/main" xmlns:pic="http://schemas.openxmlformats.org/drawingml/2006/picture">
-            <wp:extent cx="5303520" cy="3363208"/>
+            <wp:extent cx="5303520" cy="3260099"/>
             <wp:docPr id="2" name="Picture 2"/>
             <wp:cNvGraphicFramePr>
               <a:graphicFrameLocks noChangeAspect="1"/>
@@ -1859,7 +1859,7 @@
                   <pic:spPr>
                     <a:xfrm>
                       <a:off x="0" y="0"/>
-                      <a:ext cx="5303520" cy="3363208"/>
+                      <a:ext cx="5303520" cy="3260099"/>
                     </a:xfrm>
                     <a:prstGeom prst="rect"/>
                   </pic:spPr>
@@ -1892,7 +1892,7 @@
       <w:r>
         <w:drawing>
           <wp:inline xmlns:a="http://schemas.openxmlformats.org/drawingml/2006/main" xmlns:pic="http://schemas.openxmlformats.org/drawingml/2006/picture">
-            <wp:extent cx="5303520" cy="3182112"/>
+            <wp:extent cx="5303520" cy="3163267"/>
             <wp:docPr id="3" name="Picture 3"/>
             <wp:cNvGraphicFramePr>
               <a:graphicFrameLocks noChangeAspect="1"/>
@@ -1913,7 +1913,7 @@
                   <pic:spPr>
                     <a:xfrm>
                       <a:off x="0" y="0"/>
-                      <a:ext cx="5303520" cy="3182112"/>
+                      <a:ext cx="5303520" cy="3163267"/>
                     </a:xfrm>
                     <a:prstGeom prst="rect"/>
                   </pic:spPr>
@@ -2619,7 +2619,7 @@
       <w:r>
         <w:drawing>
           <wp:inline xmlns:a="http://schemas.openxmlformats.org/drawingml/2006/main" xmlns:pic="http://schemas.openxmlformats.org/drawingml/2006/picture">
-            <wp:extent cx="5303520" cy="2807746"/>
+            <wp:extent cx="5303520" cy="2778034"/>
             <wp:docPr id="4" name="Picture 4"/>
             <wp:cNvGraphicFramePr>
               <a:graphicFrameLocks noChangeAspect="1"/>
@@ -2640,7 +2640,7 @@
                   <pic:spPr>
                     <a:xfrm>
                       <a:off x="0" y="0"/>
-                      <a:ext cx="5303520" cy="2807746"/>
+                      <a:ext cx="5303520" cy="2778034"/>
                     </a:xfrm>
                     <a:prstGeom prst="rect"/>
                   </pic:spPr>
@@ -3672,7 +3672,7 @@
       <w:r>
         <w:drawing>
           <wp:inline xmlns:a="http://schemas.openxmlformats.org/drawingml/2006/main" xmlns:pic="http://schemas.openxmlformats.org/drawingml/2006/picture">
-            <wp:extent cx="5303520" cy="2710688"/>
+            <wp:extent cx="5303520" cy="2650778"/>
             <wp:docPr id="5" name="Picture 5"/>
             <wp:cNvGraphicFramePr>
               <a:graphicFrameLocks noChangeAspect="1"/>
@@ -3693,7 +3693,7 @@
                   <pic:spPr>
                     <a:xfrm>
                       <a:off x="0" y="0"/>
-                      <a:ext cx="5303520" cy="2710688"/>
+                      <a:ext cx="5303520" cy="2650778"/>
                     </a:xfrm>
                     <a:prstGeom prst="rect"/>
                   </pic:spPr>
@@ -4541,7 +4541,7 @@
       <w:r>
         <w:drawing>
           <wp:inline xmlns:a="http://schemas.openxmlformats.org/drawingml/2006/main" xmlns:pic="http://schemas.openxmlformats.org/drawingml/2006/picture">
-            <wp:extent cx="5303520" cy="2651760"/>
+            <wp:extent cx="5303520" cy="2624975"/>
             <wp:docPr id="6" name="Picture 6"/>
             <wp:cNvGraphicFramePr>
               <a:graphicFrameLocks noChangeAspect="1"/>
@@ -4562,7 +4562,7 @@
                   <pic:spPr>
                     <a:xfrm>
                       <a:off x="0" y="0"/>
-                      <a:ext cx="5303520" cy="2651760"/>
+                      <a:ext cx="5303520" cy="2624975"/>
                     </a:xfrm>
                     <a:prstGeom prst="rect"/>
                   </pic:spPr>
@@ -4595,7 +4595,7 @@
       <w:r>
         <w:drawing>
           <wp:inline xmlns:a="http://schemas.openxmlformats.org/drawingml/2006/main" xmlns:pic="http://schemas.openxmlformats.org/drawingml/2006/picture">
-            <wp:extent cx="5303520" cy="3182112"/>
+            <wp:extent cx="5303520" cy="3153444"/>
             <wp:docPr id="7" name="Picture 7"/>
             <wp:cNvGraphicFramePr>
               <a:graphicFrameLocks noChangeAspect="1"/>
@@ -4616,7 +4616,7 @@
                   <pic:spPr>
                     <a:xfrm>
                       <a:off x="0" y="0"/>
-                      <a:ext cx="5303520" cy="3182112"/>
+                      <a:ext cx="5303520" cy="3153444"/>
                     </a:xfrm>
                     <a:prstGeom prst="rect"/>
                   </pic:spPr>
@@ -4680,7 +4680,7 @@
       <w:r>
         <w:drawing>
           <wp:inline xmlns:a="http://schemas.openxmlformats.org/drawingml/2006/main" xmlns:pic="http://schemas.openxmlformats.org/drawingml/2006/picture">
-            <wp:extent cx="5303520" cy="3977640"/>
+            <wp:extent cx="5303520" cy="3965877"/>
             <wp:docPr id="8" name="Picture 8"/>
             <wp:cNvGraphicFramePr>
               <a:graphicFrameLocks noChangeAspect="1"/>
@@ -4701,7 +4701,7 @@
                   <pic:spPr>
                     <a:xfrm>
                       <a:off x="0" y="0"/>
-                      <a:ext cx="5303520" cy="3977640"/>
+                      <a:ext cx="5303520" cy="3965877"/>
                     </a:xfrm>
                     <a:prstGeom prst="rect"/>
                   </pic:spPr>
@@ -4734,7 +4734,7 @@
       <w:r>
         <w:drawing>
           <wp:inline xmlns:a="http://schemas.openxmlformats.org/drawingml/2006/main" xmlns:pic="http://schemas.openxmlformats.org/drawingml/2006/picture">
-            <wp:extent cx="5120640" cy="4564048"/>
+            <wp:extent cx="5120640" cy="4630873"/>
             <wp:docPr id="9" name="Picture 9"/>
             <wp:cNvGraphicFramePr>
               <a:graphicFrameLocks noChangeAspect="1"/>
@@ -4755,7 +4755,7 @@
                   <pic:spPr>
                     <a:xfrm>
                       <a:off x="0" y="0"/>
-                      <a:ext cx="5120640" cy="4564048"/>
+                      <a:ext cx="5120640" cy="4630873"/>
                     </a:xfrm>
                     <a:prstGeom prst="rect"/>
                   </pic:spPr>
@@ -4780,6 +4780,1838 @@
         <w:t>Fig. 9.  Normalized confusion matrix across all 29 ASL alphabet classes for Proposed Model 2 (Adaptive GCN + MobileNetV3).</w:t>
       </w:r>
     </w:p>
+    <w:p>
+      <w:pPr>
+        <w:spacing w:before="200" w:after="60"/>
+        <w:jc w:val="left"/>
+      </w:pPr>
+      <w:r>
+        <w:rPr>
+          <w:rFonts w:ascii="Times New Roman" w:hAnsi="Times New Roman"/>
+          <w:b/>
+          <w:i/>
+          <w:color w:val="002B66"/>
+          <w:sz w:val="22"/>
+        </w:rPr>
+        <w:t>F.  Sequence Length Latency Scaling Analysis</w:t>
+      </w:r>
+    </w:p>
+    <w:p>
+      <w:pPr>
+        <w:spacing w:line="276" w:lineRule="auto" w:after="100"/>
+        <w:ind w:firstLine="360"/>
+        <w:jc w:val="both"/>
+      </w:pPr>
+      <w:r>
+        <w:rPr>
+          <w:rFonts w:ascii="Times New Roman" w:hAnsi="Times New Roman"/>
+          <w:color w:val="222222"/>
+          <w:sz w:val="21"/>
+        </w:rPr>
+        <w:t>A central theoretical motivation for adopting Selective State-Space Models (Vision Mamba S6) in multimedia sign recognition is to circumvent the quadratic computational scaling O(L^2) of self-attention mechanisms and the non-parallelizable recurrent unrolling of Bi-LSTMs. We empirically profiled the inference latency of the inner sequence processing blocks across varying sequence lengths L in {16, 32, 49, 64, 96, 128, 196, 256} tokens (d_model = 192, batch size = 1, 20 warmup + 100 timed passes via high-precision performance timers on local multi-threaded CPU). Table V and Fig. 10 present the empirical measurements.</w:t>
+      </w:r>
+    </w:p>
+    <w:p>
+      <w:pPr>
+        <w:spacing w:before="160" w:after="80"/>
+        <w:jc w:val="center"/>
+      </w:pPr>
+      <w:r>
+        <w:rPr>
+          <w:b/>
+          <w:color w:val="002B66"/>
+          <w:sz w:val="19"/>
+        </w:rPr>
+        <w:t>TABLE V: EMPIRICAL SEQUENCE LENGTH LATENCY SCALING ACROSS MODEL PARADIGMS (d_model = 192, CPU)</w:t>
+      </w:r>
+    </w:p>
+    <w:tbl>
+      <w:tblPr>
+        <w:tblW w:type="auto" w:w="0"/>
+        <w:jc w:val="center"/>
+        <w:tblLook w:firstColumn="1" w:firstRow="1" w:lastColumn="0" w:lastRow="0" w:noHBand="0" w:noVBand="1" w:val="04A0"/>
+        <w:tblBorders>
+          <w:top w:val="single" w:sz="12" w:space="0" w:color="002B66"/>
+          <w:bottom w:val="single" w:sz="12" w:space="0" w:color="002B66"/>
+          <w:insideH w:val="single" w:sz="4" w:space="0" w:color="B0C4DE"/>
+          <w:left w:val="none"/>
+          <w:right w:val="none"/>
+          <w:insideV w:val="none"/>
+        </w:tblBorders>
+      </w:tblPr>
+      <w:tblGrid>
+        <w:gridCol w:w="1872"/>
+        <w:gridCol w:w="1872"/>
+        <w:gridCol w:w="1872"/>
+        <w:gridCol w:w="1872"/>
+        <w:gridCol w:w="1872"/>
+      </w:tblGrid>
+      <w:tr>
+        <w:tc>
+          <w:tcPr>
+            <w:tcW w:type="dxa" w:w="1872"/>
+            <w:shd w:fill="EBF1F5"/>
+            <w:tcMar>
+              <w:top w:w="120" w:type="dxa"/>
+              <w:bottom w:w="120" w:type="dxa"/>
+              <w:left w:w="140" w:type="dxa"/>
+              <w:right w:w="140" w:type="dxa"/>
+            </w:tcMar>
+          </w:tcPr>
+          <w:p>
+            <w:pPr>
+              <w:jc w:val="left"/>
+            </w:pPr>
+            <w:r>
+              <w:rPr>
+                <w:b/>
+                <w:color w:val="002B66"/>
+                <w:sz w:val="18"/>
+              </w:rPr>
+              <w:t>Tokens (L)</w:t>
+            </w:r>
+          </w:p>
+        </w:tc>
+        <w:tc>
+          <w:tcPr>
+            <w:tcW w:type="dxa" w:w="1872"/>
+            <w:shd w:fill="EBF1F5"/>
+            <w:tcMar>
+              <w:top w:w="120" w:type="dxa"/>
+              <w:bottom w:w="120" w:type="dxa"/>
+              <w:left w:w="140" w:type="dxa"/>
+              <w:right w:w="140" w:type="dxa"/>
+            </w:tcMar>
+          </w:tcPr>
+          <w:p>
+            <w:pPr>
+              <w:jc w:val="center"/>
+            </w:pPr>
+            <w:r>
+              <w:rPr>
+                <w:b/>
+                <w:color w:val="002B66"/>
+                <w:sz w:val="18"/>
+              </w:rPr>
+              <w:t>Mamba (ms)</w:t>
+            </w:r>
+          </w:p>
+        </w:tc>
+        <w:tc>
+          <w:tcPr>
+            <w:tcW w:type="dxa" w:w="1872"/>
+            <w:shd w:fill="EBF1F5"/>
+            <w:tcMar>
+              <w:top w:w="120" w:type="dxa"/>
+              <w:bottom w:w="120" w:type="dxa"/>
+              <w:left w:w="140" w:type="dxa"/>
+              <w:right w:w="140" w:type="dxa"/>
+            </w:tcMar>
+          </w:tcPr>
+          <w:p>
+            <w:pPr>
+              <w:jc w:val="center"/>
+            </w:pPr>
+            <w:r>
+              <w:rPr>
+                <w:b/>
+                <w:color w:val="002B66"/>
+                <w:sz w:val="18"/>
+              </w:rPr>
+              <w:t>Bi-LSTM (ms)</w:t>
+            </w:r>
+          </w:p>
+        </w:tc>
+        <w:tc>
+          <w:tcPr>
+            <w:tcW w:type="dxa" w:w="1872"/>
+            <w:shd w:fill="EBF1F5"/>
+            <w:tcMar>
+              <w:top w:w="120" w:type="dxa"/>
+              <w:bottom w:w="120" w:type="dxa"/>
+              <w:left w:w="140" w:type="dxa"/>
+              <w:right w:w="140" w:type="dxa"/>
+            </w:tcMar>
+          </w:tcPr>
+          <w:p>
+            <w:pPr>
+              <w:jc w:val="center"/>
+            </w:pPr>
+            <w:r>
+              <w:rPr>
+                <w:b/>
+                <w:color w:val="002B66"/>
+                <w:sz w:val="18"/>
+              </w:rPr>
+              <w:t>ViT Attn (ms)</w:t>
+            </w:r>
+          </w:p>
+        </w:tc>
+        <w:tc>
+          <w:tcPr>
+            <w:tcW w:type="dxa" w:w="1872"/>
+            <w:shd w:fill="EBF1F5"/>
+            <w:tcMar>
+              <w:top w:w="120" w:type="dxa"/>
+              <w:bottom w:w="120" w:type="dxa"/>
+              <w:left w:w="140" w:type="dxa"/>
+              <w:right w:w="140" w:type="dxa"/>
+            </w:tcMar>
+          </w:tcPr>
+          <w:p>
+            <w:pPr>
+              <w:jc w:val="center"/>
+            </w:pPr>
+            <w:r>
+              <w:rPr>
+                <w:b/>
+                <w:color w:val="002B66"/>
+                <w:sz w:val="18"/>
+              </w:rPr>
+              <w:t>Mamba vs LSTM</w:t>
+            </w:r>
+          </w:p>
+        </w:tc>
+      </w:tr>
+      <w:tr>
+        <w:tc>
+          <w:tcPr>
+            <w:tcW w:type="dxa" w:w="1872"/>
+            <w:tcMar>
+              <w:top w:w="90" w:type="dxa"/>
+              <w:bottom w:w="90" w:type="dxa"/>
+              <w:left w:w="140" w:type="dxa"/>
+              <w:right w:w="140" w:type="dxa"/>
+            </w:tcMar>
+          </w:tcPr>
+          <w:p>
+            <w:pPr>
+              <w:jc w:val="left"/>
+            </w:pPr>
+            <w:r>
+              <w:rPr>
+                <w:sz w:val="18"/>
+              </w:rPr>
+              <w:t>16</w:t>
+            </w:r>
+          </w:p>
+        </w:tc>
+        <w:tc>
+          <w:tcPr>
+            <w:tcW w:type="dxa" w:w="1872"/>
+            <w:tcMar>
+              <w:top w:w="90" w:type="dxa"/>
+              <w:bottom w:w="90" w:type="dxa"/>
+              <w:left w:w="140" w:type="dxa"/>
+              <w:right w:w="140" w:type="dxa"/>
+            </w:tcMar>
+          </w:tcPr>
+          <w:p>
+            <w:pPr>
+              <w:jc w:val="center"/>
+            </w:pPr>
+            <w:r>
+              <w:rPr>
+                <w:sz w:val="18"/>
+              </w:rPr>
+              <w:t>9.59</w:t>
+            </w:r>
+          </w:p>
+        </w:tc>
+        <w:tc>
+          <w:tcPr>
+            <w:tcW w:type="dxa" w:w="1872"/>
+            <w:tcMar>
+              <w:top w:w="90" w:type="dxa"/>
+              <w:bottom w:w="90" w:type="dxa"/>
+              <w:left w:w="140" w:type="dxa"/>
+              <w:right w:w="140" w:type="dxa"/>
+            </w:tcMar>
+          </w:tcPr>
+          <w:p>
+            <w:pPr>
+              <w:jc w:val="center"/>
+            </w:pPr>
+            <w:r>
+              <w:rPr>
+                <w:sz w:val="18"/>
+              </w:rPr>
+              <w:t>2.81</w:t>
+            </w:r>
+          </w:p>
+        </w:tc>
+        <w:tc>
+          <w:tcPr>
+            <w:tcW w:type="dxa" w:w="1872"/>
+            <w:tcMar>
+              <w:top w:w="90" w:type="dxa"/>
+              <w:bottom w:w="90" w:type="dxa"/>
+              <w:left w:w="140" w:type="dxa"/>
+              <w:right w:w="140" w:type="dxa"/>
+            </w:tcMar>
+          </w:tcPr>
+          <w:p>
+            <w:pPr>
+              <w:jc w:val="center"/>
+            </w:pPr>
+            <w:r>
+              <w:rPr>
+                <w:sz w:val="18"/>
+              </w:rPr>
+              <w:t>0.84</w:t>
+            </w:r>
+          </w:p>
+        </w:tc>
+        <w:tc>
+          <w:tcPr>
+            <w:tcW w:type="dxa" w:w="1872"/>
+            <w:tcMar>
+              <w:top w:w="90" w:type="dxa"/>
+              <w:bottom w:w="90" w:type="dxa"/>
+              <w:left w:w="140" w:type="dxa"/>
+              <w:right w:w="140" w:type="dxa"/>
+            </w:tcMar>
+          </w:tcPr>
+          <w:p>
+            <w:pPr>
+              <w:jc w:val="center"/>
+            </w:pPr>
+            <w:r>
+              <w:rPr>
+                <w:sz w:val="18"/>
+              </w:rPr>
+              <w:t>0.29x</w:t>
+            </w:r>
+          </w:p>
+        </w:tc>
+      </w:tr>
+      <w:tr>
+        <w:tc>
+          <w:tcPr>
+            <w:tcW w:type="dxa" w:w="1872"/>
+            <w:tcMar>
+              <w:top w:w="90" w:type="dxa"/>
+              <w:bottom w:w="90" w:type="dxa"/>
+              <w:left w:w="140" w:type="dxa"/>
+              <w:right w:w="140" w:type="dxa"/>
+            </w:tcMar>
+            <w:shd w:fill="F9FBFC"/>
+          </w:tcPr>
+          <w:p>
+            <w:pPr>
+              <w:jc w:val="left"/>
+            </w:pPr>
+            <w:r>
+              <w:rPr>
+                <w:sz w:val="18"/>
+              </w:rPr>
+              <w:t>32</w:t>
+            </w:r>
+          </w:p>
+        </w:tc>
+        <w:tc>
+          <w:tcPr>
+            <w:tcW w:type="dxa" w:w="1872"/>
+            <w:tcMar>
+              <w:top w:w="90" w:type="dxa"/>
+              <w:bottom w:w="90" w:type="dxa"/>
+              <w:left w:w="140" w:type="dxa"/>
+              <w:right w:w="140" w:type="dxa"/>
+            </w:tcMar>
+            <w:shd w:fill="F9FBFC"/>
+          </w:tcPr>
+          <w:p>
+            <w:pPr>
+              <w:jc w:val="center"/>
+            </w:pPr>
+            <w:r>
+              <w:rPr>
+                <w:sz w:val="18"/>
+              </w:rPr>
+              <w:t>16.92</w:t>
+            </w:r>
+          </w:p>
+        </w:tc>
+        <w:tc>
+          <w:tcPr>
+            <w:tcW w:type="dxa" w:w="1872"/>
+            <w:tcMar>
+              <w:top w:w="90" w:type="dxa"/>
+              <w:bottom w:w="90" w:type="dxa"/>
+              <w:left w:w="140" w:type="dxa"/>
+              <w:right w:w="140" w:type="dxa"/>
+            </w:tcMar>
+            <w:shd w:fill="F9FBFC"/>
+          </w:tcPr>
+          <w:p>
+            <w:pPr>
+              <w:jc w:val="center"/>
+            </w:pPr>
+            <w:r>
+              <w:rPr>
+                <w:sz w:val="18"/>
+              </w:rPr>
+              <w:t>3.98</w:t>
+            </w:r>
+          </w:p>
+        </w:tc>
+        <w:tc>
+          <w:tcPr>
+            <w:tcW w:type="dxa" w:w="1872"/>
+            <w:tcMar>
+              <w:top w:w="90" w:type="dxa"/>
+              <w:bottom w:w="90" w:type="dxa"/>
+              <w:left w:w="140" w:type="dxa"/>
+              <w:right w:w="140" w:type="dxa"/>
+            </w:tcMar>
+            <w:shd w:fill="F9FBFC"/>
+          </w:tcPr>
+          <w:p>
+            <w:pPr>
+              <w:jc w:val="center"/>
+            </w:pPr>
+            <w:r>
+              <w:rPr>
+                <w:sz w:val="18"/>
+              </w:rPr>
+              <w:t>1.06</w:t>
+            </w:r>
+          </w:p>
+        </w:tc>
+        <w:tc>
+          <w:tcPr>
+            <w:tcW w:type="dxa" w:w="1872"/>
+            <w:tcMar>
+              <w:top w:w="90" w:type="dxa"/>
+              <w:bottom w:w="90" w:type="dxa"/>
+              <w:left w:w="140" w:type="dxa"/>
+              <w:right w:w="140" w:type="dxa"/>
+            </w:tcMar>
+            <w:shd w:fill="F9FBFC"/>
+          </w:tcPr>
+          <w:p>
+            <w:pPr>
+              <w:jc w:val="center"/>
+            </w:pPr>
+            <w:r>
+              <w:rPr>
+                <w:sz w:val="18"/>
+              </w:rPr>
+              <w:t>0.24x</w:t>
+            </w:r>
+          </w:p>
+        </w:tc>
+      </w:tr>
+      <w:tr>
+        <w:tc>
+          <w:tcPr>
+            <w:tcW w:type="dxa" w:w="1872"/>
+            <w:tcMar>
+              <w:top w:w="90" w:type="dxa"/>
+              <w:bottom w:w="90" w:type="dxa"/>
+              <w:left w:w="140" w:type="dxa"/>
+              <w:right w:w="140" w:type="dxa"/>
+            </w:tcMar>
+          </w:tcPr>
+          <w:p>
+            <w:pPr>
+              <w:jc w:val="left"/>
+            </w:pPr>
+            <w:r>
+              <w:rPr>
+                <w:sz w:val="18"/>
+              </w:rPr>
+              <w:t>49</w:t>
+            </w:r>
+          </w:p>
+        </w:tc>
+        <w:tc>
+          <w:tcPr>
+            <w:tcW w:type="dxa" w:w="1872"/>
+            <w:tcMar>
+              <w:top w:w="90" w:type="dxa"/>
+              <w:bottom w:w="90" w:type="dxa"/>
+              <w:left w:w="140" w:type="dxa"/>
+              <w:right w:w="140" w:type="dxa"/>
+            </w:tcMar>
+          </w:tcPr>
+          <w:p>
+            <w:pPr>
+              <w:jc w:val="center"/>
+            </w:pPr>
+            <w:r>
+              <w:rPr>
+                <w:sz w:val="18"/>
+              </w:rPr>
+              <w:t>25.82</w:t>
+            </w:r>
+          </w:p>
+        </w:tc>
+        <w:tc>
+          <w:tcPr>
+            <w:tcW w:type="dxa" w:w="1872"/>
+            <w:tcMar>
+              <w:top w:w="90" w:type="dxa"/>
+              <w:bottom w:w="90" w:type="dxa"/>
+              <w:left w:w="140" w:type="dxa"/>
+              <w:right w:w="140" w:type="dxa"/>
+            </w:tcMar>
+          </w:tcPr>
+          <w:p>
+            <w:pPr>
+              <w:jc w:val="center"/>
+            </w:pPr>
+            <w:r>
+              <w:rPr>
+                <w:sz w:val="18"/>
+              </w:rPr>
+              <w:t>4.87</w:t>
+            </w:r>
+          </w:p>
+        </w:tc>
+        <w:tc>
+          <w:tcPr>
+            <w:tcW w:type="dxa" w:w="1872"/>
+            <w:tcMar>
+              <w:top w:w="90" w:type="dxa"/>
+              <w:bottom w:w="90" w:type="dxa"/>
+              <w:left w:w="140" w:type="dxa"/>
+              <w:right w:w="140" w:type="dxa"/>
+            </w:tcMar>
+          </w:tcPr>
+          <w:p>
+            <w:pPr>
+              <w:jc w:val="center"/>
+            </w:pPr>
+            <w:r>
+              <w:rPr>
+                <w:sz w:val="18"/>
+              </w:rPr>
+              <w:t>1.17</w:t>
+            </w:r>
+          </w:p>
+        </w:tc>
+        <w:tc>
+          <w:tcPr>
+            <w:tcW w:type="dxa" w:w="1872"/>
+            <w:tcMar>
+              <w:top w:w="90" w:type="dxa"/>
+              <w:bottom w:w="90" w:type="dxa"/>
+              <w:left w:w="140" w:type="dxa"/>
+              <w:right w:w="140" w:type="dxa"/>
+            </w:tcMar>
+          </w:tcPr>
+          <w:p>
+            <w:pPr>
+              <w:jc w:val="center"/>
+            </w:pPr>
+            <w:r>
+              <w:rPr>
+                <w:sz w:val="18"/>
+              </w:rPr>
+              <w:t>0.19x</w:t>
+            </w:r>
+          </w:p>
+        </w:tc>
+      </w:tr>
+      <w:tr>
+        <w:tc>
+          <w:tcPr>
+            <w:tcW w:type="dxa" w:w="1872"/>
+            <w:tcMar>
+              <w:top w:w="90" w:type="dxa"/>
+              <w:bottom w:w="90" w:type="dxa"/>
+              <w:left w:w="140" w:type="dxa"/>
+              <w:right w:w="140" w:type="dxa"/>
+            </w:tcMar>
+            <w:shd w:fill="F9FBFC"/>
+          </w:tcPr>
+          <w:p>
+            <w:pPr>
+              <w:jc w:val="left"/>
+            </w:pPr>
+            <w:r>
+              <w:rPr>
+                <w:sz w:val="18"/>
+              </w:rPr>
+              <w:t>64</w:t>
+            </w:r>
+          </w:p>
+        </w:tc>
+        <w:tc>
+          <w:tcPr>
+            <w:tcW w:type="dxa" w:w="1872"/>
+            <w:tcMar>
+              <w:top w:w="90" w:type="dxa"/>
+              <w:bottom w:w="90" w:type="dxa"/>
+              <w:left w:w="140" w:type="dxa"/>
+              <w:right w:w="140" w:type="dxa"/>
+            </w:tcMar>
+            <w:shd w:fill="F9FBFC"/>
+          </w:tcPr>
+          <w:p>
+            <w:pPr>
+              <w:jc w:val="center"/>
+            </w:pPr>
+            <w:r>
+              <w:rPr>
+                <w:sz w:val="18"/>
+              </w:rPr>
+              <w:t>32.90</w:t>
+            </w:r>
+          </w:p>
+        </w:tc>
+        <w:tc>
+          <w:tcPr>
+            <w:tcW w:type="dxa" w:w="1872"/>
+            <w:tcMar>
+              <w:top w:w="90" w:type="dxa"/>
+              <w:bottom w:w="90" w:type="dxa"/>
+              <w:left w:w="140" w:type="dxa"/>
+              <w:right w:w="140" w:type="dxa"/>
+            </w:tcMar>
+            <w:shd w:fill="F9FBFC"/>
+          </w:tcPr>
+          <w:p>
+            <w:pPr>
+              <w:jc w:val="center"/>
+            </w:pPr>
+            <w:r>
+              <w:rPr>
+                <w:sz w:val="18"/>
+              </w:rPr>
+              <w:t>6.61</w:t>
+            </w:r>
+          </w:p>
+        </w:tc>
+        <w:tc>
+          <w:tcPr>
+            <w:tcW w:type="dxa" w:w="1872"/>
+            <w:tcMar>
+              <w:top w:w="90" w:type="dxa"/>
+              <w:bottom w:w="90" w:type="dxa"/>
+              <w:left w:w="140" w:type="dxa"/>
+              <w:right w:w="140" w:type="dxa"/>
+            </w:tcMar>
+            <w:shd w:fill="F9FBFC"/>
+          </w:tcPr>
+          <w:p>
+            <w:pPr>
+              <w:jc w:val="center"/>
+            </w:pPr>
+            <w:r>
+              <w:rPr>
+                <w:sz w:val="18"/>
+              </w:rPr>
+              <w:t>1.25</w:t>
+            </w:r>
+          </w:p>
+        </w:tc>
+        <w:tc>
+          <w:tcPr>
+            <w:tcW w:type="dxa" w:w="1872"/>
+            <w:tcMar>
+              <w:top w:w="90" w:type="dxa"/>
+              <w:bottom w:w="90" w:type="dxa"/>
+              <w:left w:w="140" w:type="dxa"/>
+              <w:right w:w="140" w:type="dxa"/>
+            </w:tcMar>
+            <w:shd w:fill="F9FBFC"/>
+          </w:tcPr>
+          <w:p>
+            <w:pPr>
+              <w:jc w:val="center"/>
+            </w:pPr>
+            <w:r>
+              <w:rPr>
+                <w:sz w:val="18"/>
+              </w:rPr>
+              <w:t>0.20x</w:t>
+            </w:r>
+          </w:p>
+        </w:tc>
+      </w:tr>
+      <w:tr>
+        <w:tc>
+          <w:tcPr>
+            <w:tcW w:type="dxa" w:w="1872"/>
+            <w:tcMar>
+              <w:top w:w="90" w:type="dxa"/>
+              <w:bottom w:w="90" w:type="dxa"/>
+              <w:left w:w="140" w:type="dxa"/>
+              <w:right w:w="140" w:type="dxa"/>
+            </w:tcMar>
+          </w:tcPr>
+          <w:p>
+            <w:pPr>
+              <w:jc w:val="left"/>
+            </w:pPr>
+            <w:r>
+              <w:rPr>
+                <w:sz w:val="18"/>
+              </w:rPr>
+              <w:t>96</w:t>
+            </w:r>
+          </w:p>
+        </w:tc>
+        <w:tc>
+          <w:tcPr>
+            <w:tcW w:type="dxa" w:w="1872"/>
+            <w:tcMar>
+              <w:top w:w="90" w:type="dxa"/>
+              <w:bottom w:w="90" w:type="dxa"/>
+              <w:left w:w="140" w:type="dxa"/>
+              <w:right w:w="140" w:type="dxa"/>
+            </w:tcMar>
+          </w:tcPr>
+          <w:p>
+            <w:pPr>
+              <w:jc w:val="center"/>
+            </w:pPr>
+            <w:r>
+              <w:rPr>
+                <w:sz w:val="18"/>
+              </w:rPr>
+              <w:t>46.05</w:t>
+            </w:r>
+          </w:p>
+        </w:tc>
+        <w:tc>
+          <w:tcPr>
+            <w:tcW w:type="dxa" w:w="1872"/>
+            <w:tcMar>
+              <w:top w:w="90" w:type="dxa"/>
+              <w:bottom w:w="90" w:type="dxa"/>
+              <w:left w:w="140" w:type="dxa"/>
+              <w:right w:w="140" w:type="dxa"/>
+            </w:tcMar>
+          </w:tcPr>
+          <w:p>
+            <w:pPr>
+              <w:jc w:val="center"/>
+            </w:pPr>
+            <w:r>
+              <w:rPr>
+                <w:sz w:val="18"/>
+              </w:rPr>
+              <w:t>9.24</w:t>
+            </w:r>
+          </w:p>
+        </w:tc>
+        <w:tc>
+          <w:tcPr>
+            <w:tcW w:type="dxa" w:w="1872"/>
+            <w:tcMar>
+              <w:top w:w="90" w:type="dxa"/>
+              <w:bottom w:w="90" w:type="dxa"/>
+              <w:left w:w="140" w:type="dxa"/>
+              <w:right w:w="140" w:type="dxa"/>
+            </w:tcMar>
+          </w:tcPr>
+          <w:p>
+            <w:pPr>
+              <w:jc w:val="center"/>
+            </w:pPr>
+            <w:r>
+              <w:rPr>
+                <w:sz w:val="18"/>
+              </w:rPr>
+              <w:t>1.85</w:t>
+            </w:r>
+          </w:p>
+        </w:tc>
+        <w:tc>
+          <w:tcPr>
+            <w:tcW w:type="dxa" w:w="1872"/>
+            <w:tcMar>
+              <w:top w:w="90" w:type="dxa"/>
+              <w:bottom w:w="90" w:type="dxa"/>
+              <w:left w:w="140" w:type="dxa"/>
+              <w:right w:w="140" w:type="dxa"/>
+            </w:tcMar>
+          </w:tcPr>
+          <w:p>
+            <w:pPr>
+              <w:jc w:val="center"/>
+            </w:pPr>
+            <w:r>
+              <w:rPr>
+                <w:sz w:val="18"/>
+              </w:rPr>
+              <w:t>0.20x</w:t>
+            </w:r>
+          </w:p>
+        </w:tc>
+      </w:tr>
+      <w:tr>
+        <w:tc>
+          <w:tcPr>
+            <w:tcW w:type="dxa" w:w="1872"/>
+            <w:tcMar>
+              <w:top w:w="90" w:type="dxa"/>
+              <w:bottom w:w="90" w:type="dxa"/>
+              <w:left w:w="140" w:type="dxa"/>
+              <w:right w:w="140" w:type="dxa"/>
+            </w:tcMar>
+            <w:shd w:fill="F9FBFC"/>
+          </w:tcPr>
+          <w:p>
+            <w:pPr>
+              <w:jc w:val="left"/>
+            </w:pPr>
+            <w:r>
+              <w:rPr>
+                <w:sz w:val="18"/>
+              </w:rPr>
+              <w:t>128</w:t>
+            </w:r>
+          </w:p>
+        </w:tc>
+        <w:tc>
+          <w:tcPr>
+            <w:tcW w:type="dxa" w:w="1872"/>
+            <w:tcMar>
+              <w:top w:w="90" w:type="dxa"/>
+              <w:bottom w:w="90" w:type="dxa"/>
+              <w:left w:w="140" w:type="dxa"/>
+              <w:right w:w="140" w:type="dxa"/>
+            </w:tcMar>
+            <w:shd w:fill="F9FBFC"/>
+          </w:tcPr>
+          <w:p>
+            <w:pPr>
+              <w:jc w:val="center"/>
+            </w:pPr>
+            <w:r>
+              <w:rPr>
+                <w:sz w:val="18"/>
+              </w:rPr>
+              <w:t>61.34</w:t>
+            </w:r>
+          </w:p>
+        </w:tc>
+        <w:tc>
+          <w:tcPr>
+            <w:tcW w:type="dxa" w:w="1872"/>
+            <w:tcMar>
+              <w:top w:w="90" w:type="dxa"/>
+              <w:bottom w:w="90" w:type="dxa"/>
+              <w:left w:w="140" w:type="dxa"/>
+              <w:right w:w="140" w:type="dxa"/>
+            </w:tcMar>
+            <w:shd w:fill="F9FBFC"/>
+          </w:tcPr>
+          <w:p>
+            <w:pPr>
+              <w:jc w:val="center"/>
+            </w:pPr>
+            <w:r>
+              <w:rPr>
+                <w:sz w:val="18"/>
+              </w:rPr>
+              <w:t>13.19</w:t>
+            </w:r>
+          </w:p>
+        </w:tc>
+        <w:tc>
+          <w:tcPr>
+            <w:tcW w:type="dxa" w:w="1872"/>
+            <w:tcMar>
+              <w:top w:w="90" w:type="dxa"/>
+              <w:bottom w:w="90" w:type="dxa"/>
+              <w:left w:w="140" w:type="dxa"/>
+              <w:right w:w="140" w:type="dxa"/>
+            </w:tcMar>
+            <w:shd w:fill="F9FBFC"/>
+          </w:tcPr>
+          <w:p>
+            <w:pPr>
+              <w:jc w:val="center"/>
+            </w:pPr>
+            <w:r>
+              <w:rPr>
+                <w:sz w:val="18"/>
+              </w:rPr>
+              <w:t>5.67</w:t>
+            </w:r>
+          </w:p>
+        </w:tc>
+        <w:tc>
+          <w:tcPr>
+            <w:tcW w:type="dxa" w:w="1872"/>
+            <w:tcMar>
+              <w:top w:w="90" w:type="dxa"/>
+              <w:bottom w:w="90" w:type="dxa"/>
+              <w:left w:w="140" w:type="dxa"/>
+              <w:right w:w="140" w:type="dxa"/>
+            </w:tcMar>
+            <w:shd w:fill="F9FBFC"/>
+          </w:tcPr>
+          <w:p>
+            <w:pPr>
+              <w:jc w:val="center"/>
+            </w:pPr>
+            <w:r>
+              <w:rPr>
+                <w:sz w:val="18"/>
+              </w:rPr>
+              <w:t>0.22x</w:t>
+            </w:r>
+          </w:p>
+        </w:tc>
+      </w:tr>
+      <w:tr>
+        <w:tc>
+          <w:tcPr>
+            <w:tcW w:type="dxa" w:w="1872"/>
+            <w:tcMar>
+              <w:top w:w="90" w:type="dxa"/>
+              <w:bottom w:w="90" w:type="dxa"/>
+              <w:left w:w="140" w:type="dxa"/>
+              <w:right w:w="140" w:type="dxa"/>
+            </w:tcMar>
+          </w:tcPr>
+          <w:p>
+            <w:pPr>
+              <w:jc w:val="left"/>
+            </w:pPr>
+            <w:r>
+              <w:rPr>
+                <w:sz w:val="18"/>
+              </w:rPr>
+              <w:t>196</w:t>
+            </w:r>
+          </w:p>
+        </w:tc>
+        <w:tc>
+          <w:tcPr>
+            <w:tcW w:type="dxa" w:w="1872"/>
+            <w:tcMar>
+              <w:top w:w="90" w:type="dxa"/>
+              <w:bottom w:w="90" w:type="dxa"/>
+              <w:left w:w="140" w:type="dxa"/>
+              <w:right w:w="140" w:type="dxa"/>
+            </w:tcMar>
+          </w:tcPr>
+          <w:p>
+            <w:pPr>
+              <w:jc w:val="center"/>
+            </w:pPr>
+            <w:r>
+              <w:rPr>
+                <w:sz w:val="18"/>
+              </w:rPr>
+              <w:t>115.98</w:t>
+            </w:r>
+          </w:p>
+        </w:tc>
+        <w:tc>
+          <w:tcPr>
+            <w:tcW w:type="dxa" w:w="1872"/>
+            <w:tcMar>
+              <w:top w:w="90" w:type="dxa"/>
+              <w:bottom w:w="90" w:type="dxa"/>
+              <w:left w:w="140" w:type="dxa"/>
+              <w:right w:w="140" w:type="dxa"/>
+            </w:tcMar>
+          </w:tcPr>
+          <w:p>
+            <w:pPr>
+              <w:jc w:val="center"/>
+            </w:pPr>
+            <w:r>
+              <w:rPr>
+                <w:sz w:val="18"/>
+              </w:rPr>
+              <w:t>16.10</w:t>
+            </w:r>
+          </w:p>
+        </w:tc>
+        <w:tc>
+          <w:tcPr>
+            <w:tcW w:type="dxa" w:w="1872"/>
+            <w:tcMar>
+              <w:top w:w="90" w:type="dxa"/>
+              <w:bottom w:w="90" w:type="dxa"/>
+              <w:left w:w="140" w:type="dxa"/>
+              <w:right w:w="140" w:type="dxa"/>
+            </w:tcMar>
+          </w:tcPr>
+          <w:p>
+            <w:pPr>
+              <w:jc w:val="center"/>
+            </w:pPr>
+            <w:r>
+              <w:rPr>
+                <w:sz w:val="18"/>
+              </w:rPr>
+              <w:t>6.25</w:t>
+            </w:r>
+          </w:p>
+        </w:tc>
+        <w:tc>
+          <w:tcPr>
+            <w:tcW w:type="dxa" w:w="1872"/>
+            <w:tcMar>
+              <w:top w:w="90" w:type="dxa"/>
+              <w:bottom w:w="90" w:type="dxa"/>
+              <w:left w:w="140" w:type="dxa"/>
+              <w:right w:w="140" w:type="dxa"/>
+            </w:tcMar>
+          </w:tcPr>
+          <w:p>
+            <w:pPr>
+              <w:jc w:val="center"/>
+            </w:pPr>
+            <w:r>
+              <w:rPr>
+                <w:sz w:val="18"/>
+              </w:rPr>
+              <w:t>0.14x</w:t>
+            </w:r>
+          </w:p>
+        </w:tc>
+      </w:tr>
+      <w:tr>
+        <w:tc>
+          <w:tcPr>
+            <w:tcW w:type="dxa" w:w="1872"/>
+            <w:tcMar>
+              <w:top w:w="90" w:type="dxa"/>
+              <w:bottom w:w="90" w:type="dxa"/>
+              <w:left w:w="140" w:type="dxa"/>
+              <w:right w:w="140" w:type="dxa"/>
+            </w:tcMar>
+            <w:shd w:fill="F9FBFC"/>
+          </w:tcPr>
+          <w:p>
+            <w:pPr>
+              <w:jc w:val="left"/>
+            </w:pPr>
+            <w:r>
+              <w:rPr>
+                <w:sz w:val="18"/>
+              </w:rPr>
+              <w:t>256</w:t>
+            </w:r>
+          </w:p>
+        </w:tc>
+        <w:tc>
+          <w:tcPr>
+            <w:tcW w:type="dxa" w:w="1872"/>
+            <w:tcMar>
+              <w:top w:w="90" w:type="dxa"/>
+              <w:bottom w:w="90" w:type="dxa"/>
+              <w:left w:w="140" w:type="dxa"/>
+              <w:right w:w="140" w:type="dxa"/>
+            </w:tcMar>
+            <w:shd w:fill="F9FBFC"/>
+          </w:tcPr>
+          <w:p>
+            <w:pPr>
+              <w:jc w:val="center"/>
+            </w:pPr>
+            <w:r>
+              <w:rPr>
+                <w:sz w:val="18"/>
+              </w:rPr>
+              <w:t>177.23</w:t>
+            </w:r>
+          </w:p>
+        </w:tc>
+        <w:tc>
+          <w:tcPr>
+            <w:tcW w:type="dxa" w:w="1872"/>
+            <w:tcMar>
+              <w:top w:w="90" w:type="dxa"/>
+              <w:bottom w:w="90" w:type="dxa"/>
+              <w:left w:w="140" w:type="dxa"/>
+              <w:right w:w="140" w:type="dxa"/>
+            </w:tcMar>
+            <w:shd w:fill="F9FBFC"/>
+          </w:tcPr>
+          <w:p>
+            <w:pPr>
+              <w:jc w:val="center"/>
+            </w:pPr>
+            <w:r>
+              <w:rPr>
+                <w:sz w:val="18"/>
+              </w:rPr>
+              <w:t>32.76</w:t>
+            </w:r>
+          </w:p>
+        </w:tc>
+        <w:tc>
+          <w:tcPr>
+            <w:tcW w:type="dxa" w:w="1872"/>
+            <w:tcMar>
+              <w:top w:w="90" w:type="dxa"/>
+              <w:bottom w:w="90" w:type="dxa"/>
+              <w:left w:w="140" w:type="dxa"/>
+              <w:right w:w="140" w:type="dxa"/>
+            </w:tcMar>
+            <w:shd w:fill="F9FBFC"/>
+          </w:tcPr>
+          <w:p>
+            <w:pPr>
+              <w:jc w:val="center"/>
+            </w:pPr>
+            <w:r>
+              <w:rPr>
+                <w:sz w:val="18"/>
+              </w:rPr>
+              <w:t>7.87</w:t>
+            </w:r>
+          </w:p>
+        </w:tc>
+        <w:tc>
+          <w:tcPr>
+            <w:tcW w:type="dxa" w:w="1872"/>
+            <w:tcMar>
+              <w:top w:w="90" w:type="dxa"/>
+              <w:bottom w:w="90" w:type="dxa"/>
+              <w:left w:w="140" w:type="dxa"/>
+              <w:right w:w="140" w:type="dxa"/>
+            </w:tcMar>
+            <w:shd w:fill="F9FBFC"/>
+          </w:tcPr>
+          <w:p>
+            <w:pPr>
+              <w:jc w:val="center"/>
+            </w:pPr>
+            <w:r>
+              <w:rPr>
+                <w:sz w:val="18"/>
+              </w:rPr>
+              <w:t>0.18x</w:t>
+            </w:r>
+          </w:p>
+        </w:tc>
+      </w:tr>
+    </w:tbl>
+    <w:p>
+      <w:pPr>
+        <w:spacing w:before="120" w:after="40"/>
+        <w:jc w:val="center"/>
+      </w:pPr>
+      <w:r>
+        <w:drawing>
+          <wp:inline xmlns:a="http://schemas.openxmlformats.org/drawingml/2006/main" xmlns:pic="http://schemas.openxmlformats.org/drawingml/2006/picture">
+            <wp:extent cx="5303520" cy="3289525"/>
+            <wp:docPr id="10" name="Picture 10"/>
+            <wp:cNvGraphicFramePr>
+              <a:graphicFrameLocks noChangeAspect="1"/>
+            </wp:cNvGraphicFramePr>
+            <a:graphic>
+              <a:graphicData uri="http://schemas.openxmlformats.org/drawingml/2006/picture">
+                <pic:pic>
+                  <pic:nvPicPr>
+                    <pic:cNvPr id="0" name="fig_sequence_scaling.png"/>
+                    <pic:cNvPicPr/>
+                  </pic:nvPicPr>
+                  <pic:blipFill>
+                    <a:blip r:embed="rId18"/>
+                    <a:stretch>
+                      <a:fillRect/>
+                    </a:stretch>
+                  </pic:blipFill>
+                  <pic:spPr>
+                    <a:xfrm>
+                      <a:off x="0" y="0"/>
+                      <a:ext cx="5303520" cy="3289525"/>
+                    </a:xfrm>
+                    <a:prstGeom prst="rect"/>
+                  </pic:spPr>
+                </pic:pic>
+              </a:graphicData>
+            </a:graphic>
+          </wp:inline>
+        </w:drawing>
+      </w:r>
+    </w:p>
+    <w:p>
+      <w:pPr>
+        <w:spacing w:after="240"/>
+        <w:jc w:val="center"/>
+      </w:pPr>
+      <w:r>
+        <w:rPr>
+          <w:b/>
+          <w:color w:val="002B66"/>
+          <w:sz w:val="19"/>
+        </w:rPr>
+        <w:t>Fig. 10.  Measured inference latency scaling as a function of token sequence length L in [16, 256], confirming linear complexity O(L) for selective state-space modeling.</w:t>
+      </w:r>
+    </w:p>
+    <w:p>
+      <w:pPr>
+        <w:spacing w:before="200" w:after="60"/>
+        <w:jc w:val="left"/>
+      </w:pPr>
+      <w:r>
+        <w:rPr>
+          <w:rFonts w:ascii="Times New Roman" w:hAnsi="Times New Roman"/>
+          <w:b/>
+          <w:i/>
+          <w:color w:val="002B66"/>
+          <w:sz w:val="22"/>
+        </w:rPr>
+        <w:t>G.  Fine-Grained Disambiguation of Visually Indistinguishable Signs (VISigns)</w:t>
+      </w:r>
+    </w:p>
+    <w:p>
+      <w:pPr>
+        <w:spacing w:line="276" w:lineRule="auto" w:after="100"/>
+        <w:ind w:firstLine="360"/>
+        <w:jc w:val="both"/>
+      </w:pPr>
+      <w:r>
+        <w:rPr>
+          <w:rFonts w:ascii="Times New Roman" w:hAnsi="Times New Roman"/>
+          <w:color w:val="222222"/>
+          <w:sz w:val="21"/>
+        </w:rPr>
+        <w:t>In practical sign language corpora, a major source of classification failure stems from Visually Indistinguishable Signs (VISigns)---classes that share nearly identical global hand silhouettes and differ solely in minute thumb tucking or subtle finger extension (e.g., distinguishing 'M', 'N', 'T', 'S', 'E', 'A'). Pure convolutional backbones frequently experience catastrophic confusion on these clusters because optical blur, motion smearing, and sensor noise mask subtle phalangeal differentials. To assess how our dual-stream framework resolves VISign ambiguity, we extracted and evaluated performance across four challenging anatomical clusters from the validation dataset. Table VI presents the empirical results.</w:t>
+      </w:r>
+    </w:p>
+    <w:p>
+      <w:pPr>
+        <w:spacing w:before="160" w:after="80"/>
+        <w:jc w:val="center"/>
+      </w:pPr>
+      <w:r>
+        <w:rPr>
+          <w:b/>
+          <w:color w:val="002B66"/>
+          <w:sz w:val="19"/>
+        </w:rPr>
+        <w:t>TABLE VI: FINE-GRAINED RECOGNITION ACCURACY ON VISUALLY INDISTINGUISHABLE SIGN (VISIGN) CLUSTERS</w:t>
+      </w:r>
+    </w:p>
+    <w:tbl>
+      <w:tblPr>
+        <w:tblW w:type="auto" w:w="0"/>
+        <w:jc w:val="center"/>
+        <w:tblLook w:firstColumn="1" w:firstRow="1" w:lastColumn="0" w:lastRow="0" w:noHBand="0" w:noVBand="1" w:val="04A0"/>
+        <w:tblBorders>
+          <w:top w:val="single" w:sz="12" w:space="0" w:color="002B66"/>
+          <w:bottom w:val="single" w:sz="12" w:space="0" w:color="002B66"/>
+          <w:insideH w:val="single" w:sz="4" w:space="0" w:color="B0C4DE"/>
+          <w:left w:val="none"/>
+          <w:right w:val="none"/>
+          <w:insideV w:val="none"/>
+        </w:tblBorders>
+      </w:tblPr>
+      <w:tblGrid>
+        <w:gridCol w:w="1872"/>
+        <w:gridCol w:w="1872"/>
+        <w:gridCol w:w="1872"/>
+        <w:gridCol w:w="1872"/>
+        <w:gridCol w:w="1872"/>
+      </w:tblGrid>
+      <w:tr>
+        <w:tc>
+          <w:tcPr>
+            <w:tcW w:type="dxa" w:w="1872"/>
+            <w:shd w:fill="EBF1F5"/>
+            <w:tcMar>
+              <w:top w:w="120" w:type="dxa"/>
+              <w:bottom w:w="120" w:type="dxa"/>
+              <w:left w:w="140" w:type="dxa"/>
+              <w:right w:w="140" w:type="dxa"/>
+            </w:tcMar>
+          </w:tcPr>
+          <w:p>
+            <w:pPr>
+              <w:jc w:val="left"/>
+            </w:pPr>
+            <w:r>
+              <w:rPr>
+                <w:b/>
+                <w:color w:val="002B66"/>
+                <w:sz w:val="18"/>
+              </w:rPr>
+              <w:t>Ambiguous Cluster</w:t>
+            </w:r>
+          </w:p>
+        </w:tc>
+        <w:tc>
+          <w:tcPr>
+            <w:tcW w:type="dxa" w:w="1872"/>
+            <w:shd w:fill="EBF1F5"/>
+            <w:tcMar>
+              <w:top w:w="120" w:type="dxa"/>
+              <w:bottom w:w="120" w:type="dxa"/>
+              <w:left w:w="140" w:type="dxa"/>
+              <w:right w:w="140" w:type="dxa"/>
+            </w:tcMar>
+          </w:tcPr>
+          <w:p>
+            <w:pPr>
+              <w:jc w:val="left"/>
+            </w:pPr>
+            <w:r>
+              <w:rPr>
+                <w:b/>
+                <w:color w:val="002B66"/>
+                <w:sz w:val="18"/>
+              </w:rPr>
+              <w:t>Classes</w:t>
+            </w:r>
+          </w:p>
+        </w:tc>
+        <w:tc>
+          <w:tcPr>
+            <w:tcW w:type="dxa" w:w="1872"/>
+            <w:shd w:fill="EBF1F5"/>
+            <w:tcMar>
+              <w:top w:w="120" w:type="dxa"/>
+              <w:bottom w:w="120" w:type="dxa"/>
+              <w:left w:w="140" w:type="dxa"/>
+              <w:right w:w="140" w:type="dxa"/>
+            </w:tcMar>
+          </w:tcPr>
+          <w:p>
+            <w:pPr>
+              <w:jc w:val="center"/>
+            </w:pPr>
+            <w:r>
+              <w:rPr>
+                <w:b/>
+                <w:color w:val="002B66"/>
+                <w:sz w:val="18"/>
+              </w:rPr>
+              <w:t>Vision Acc (%)</w:t>
+            </w:r>
+          </w:p>
+        </w:tc>
+        <w:tc>
+          <w:tcPr>
+            <w:tcW w:type="dxa" w:w="1872"/>
+            <w:shd w:fill="EBF1F5"/>
+            <w:tcMar>
+              <w:top w:w="120" w:type="dxa"/>
+              <w:bottom w:w="120" w:type="dxa"/>
+              <w:left w:w="140" w:type="dxa"/>
+              <w:right w:w="140" w:type="dxa"/>
+            </w:tcMar>
+          </w:tcPr>
+          <w:p>
+            <w:pPr>
+              <w:jc w:val="center"/>
+            </w:pPr>
+            <w:r>
+              <w:rPr>
+                <w:b/>
+                <w:color w:val="002B66"/>
+                <w:sz w:val="18"/>
+              </w:rPr>
+              <w:t>Dual-Modal Acc (%)</w:t>
+            </w:r>
+          </w:p>
+        </w:tc>
+        <w:tc>
+          <w:tcPr>
+            <w:tcW w:type="dxa" w:w="1872"/>
+            <w:shd w:fill="EBF1F5"/>
+            <w:tcMar>
+              <w:top w:w="120" w:type="dxa"/>
+              <w:bottom w:w="120" w:type="dxa"/>
+              <w:left w:w="140" w:type="dxa"/>
+              <w:right w:w="140" w:type="dxa"/>
+            </w:tcMar>
+          </w:tcPr>
+          <w:p>
+            <w:pPr>
+              <w:jc w:val="center"/>
+            </w:pPr>
+            <w:r>
+              <w:rPr>
+                <w:b/>
+                <w:color w:val="002B66"/>
+                <w:sz w:val="18"/>
+              </w:rPr>
+              <w:t>Gain (%)</w:t>
+            </w:r>
+          </w:p>
+        </w:tc>
+      </w:tr>
+      <w:tr>
+        <w:tc>
+          <w:tcPr>
+            <w:tcW w:type="dxa" w:w="1872"/>
+            <w:tcMar>
+              <w:top w:w="90" w:type="dxa"/>
+              <w:bottom w:w="90" w:type="dxa"/>
+              <w:left w:w="140" w:type="dxa"/>
+              <w:right w:w="140" w:type="dxa"/>
+            </w:tcMar>
+          </w:tcPr>
+          <w:p>
+            <w:pPr>
+              <w:jc w:val="left"/>
+            </w:pPr>
+            <w:r>
+              <w:rPr>
+                <w:sz w:val="18"/>
+              </w:rPr>
+              <w:t>Fist / Thumb-Tuck</w:t>
+            </w:r>
+          </w:p>
+        </w:tc>
+        <w:tc>
+          <w:tcPr>
+            <w:tcW w:type="dxa" w:w="1872"/>
+            <w:tcMar>
+              <w:top w:w="90" w:type="dxa"/>
+              <w:bottom w:w="90" w:type="dxa"/>
+              <w:left w:w="140" w:type="dxa"/>
+              <w:right w:w="140" w:type="dxa"/>
+            </w:tcMar>
+          </w:tcPr>
+          <w:p>
+            <w:pPr>
+              <w:jc w:val="left"/>
+            </w:pPr>
+            <w:r>
+              <w:rPr>
+                <w:sz w:val="18"/>
+              </w:rPr>
+              <w:t>M, N, T, S, E, A</w:t>
+            </w:r>
+          </w:p>
+        </w:tc>
+        <w:tc>
+          <w:tcPr>
+            <w:tcW w:type="dxa" w:w="1872"/>
+            <w:tcMar>
+              <w:top w:w="90" w:type="dxa"/>
+              <w:bottom w:w="90" w:type="dxa"/>
+              <w:left w:w="140" w:type="dxa"/>
+              <w:right w:w="140" w:type="dxa"/>
+            </w:tcMar>
+          </w:tcPr>
+          <w:p>
+            <w:pPr>
+              <w:jc w:val="center"/>
+            </w:pPr>
+            <w:r>
+              <w:rPr>
+                <w:sz w:val="18"/>
+              </w:rPr>
+              <w:t>14.7%</w:t>
+            </w:r>
+          </w:p>
+        </w:tc>
+        <w:tc>
+          <w:tcPr>
+            <w:tcW w:type="dxa" w:w="1872"/>
+            <w:tcMar>
+              <w:top w:w="90" w:type="dxa"/>
+              <w:bottom w:w="90" w:type="dxa"/>
+              <w:left w:w="140" w:type="dxa"/>
+              <w:right w:w="140" w:type="dxa"/>
+            </w:tcMar>
+          </w:tcPr>
+          <w:p>
+            <w:pPr>
+              <w:jc w:val="center"/>
+            </w:pPr>
+            <w:r>
+              <w:rPr>
+                <w:b/>
+                <w:color w:val="002B66"/>
+                <w:sz w:val="18"/>
+              </w:rPr>
+              <w:t>58.8%</w:t>
+            </w:r>
+          </w:p>
+        </w:tc>
+        <w:tc>
+          <w:tcPr>
+            <w:tcW w:type="dxa" w:w="1872"/>
+            <w:tcMar>
+              <w:top w:w="90" w:type="dxa"/>
+              <w:bottom w:w="90" w:type="dxa"/>
+              <w:left w:w="140" w:type="dxa"/>
+              <w:right w:w="140" w:type="dxa"/>
+            </w:tcMar>
+          </w:tcPr>
+          <w:p>
+            <w:pPr>
+              <w:jc w:val="center"/>
+            </w:pPr>
+            <w:r>
+              <w:rPr>
+                <w:b/>
+                <w:color w:val="002B66"/>
+                <w:sz w:val="18"/>
+              </w:rPr>
+              <w:t>+44.1%</w:t>
+            </w:r>
+          </w:p>
+        </w:tc>
+      </w:tr>
+      <w:tr>
+        <w:tc>
+          <w:tcPr>
+            <w:tcW w:type="dxa" w:w="1872"/>
+            <w:tcMar>
+              <w:top w:w="90" w:type="dxa"/>
+              <w:bottom w:w="90" w:type="dxa"/>
+              <w:left w:w="140" w:type="dxa"/>
+              <w:right w:w="140" w:type="dxa"/>
+            </w:tcMar>
+            <w:shd w:fill="F9FBFC"/>
+          </w:tcPr>
+          <w:p>
+            <w:pPr>
+              <w:jc w:val="left"/>
+            </w:pPr>
+            <w:r>
+              <w:rPr>
+                <w:sz w:val="18"/>
+              </w:rPr>
+              <w:t>Extended Fingers</w:t>
+            </w:r>
+          </w:p>
+        </w:tc>
+        <w:tc>
+          <w:tcPr>
+            <w:tcW w:type="dxa" w:w="1872"/>
+            <w:tcMar>
+              <w:top w:w="90" w:type="dxa"/>
+              <w:bottom w:w="90" w:type="dxa"/>
+              <w:left w:w="140" w:type="dxa"/>
+              <w:right w:w="140" w:type="dxa"/>
+            </w:tcMar>
+            <w:shd w:fill="F9FBFC"/>
+          </w:tcPr>
+          <w:p>
+            <w:pPr>
+              <w:jc w:val="left"/>
+            </w:pPr>
+            <w:r>
+              <w:rPr>
+                <w:sz w:val="18"/>
+              </w:rPr>
+              <w:t>U, V, W, K, R</w:t>
+            </w:r>
+          </w:p>
+        </w:tc>
+        <w:tc>
+          <w:tcPr>
+            <w:tcW w:type="dxa" w:w="1872"/>
+            <w:tcMar>
+              <w:top w:w="90" w:type="dxa"/>
+              <w:bottom w:w="90" w:type="dxa"/>
+              <w:left w:w="140" w:type="dxa"/>
+              <w:right w:w="140" w:type="dxa"/>
+            </w:tcMar>
+            <w:shd w:fill="F9FBFC"/>
+          </w:tcPr>
+          <w:p>
+            <w:pPr>
+              <w:jc w:val="center"/>
+            </w:pPr>
+            <w:r>
+              <w:rPr>
+                <w:sz w:val="18"/>
+              </w:rPr>
+              <w:t>12.0%</w:t>
+            </w:r>
+          </w:p>
+        </w:tc>
+        <w:tc>
+          <w:tcPr>
+            <w:tcW w:type="dxa" w:w="1872"/>
+            <w:tcMar>
+              <w:top w:w="90" w:type="dxa"/>
+              <w:bottom w:w="90" w:type="dxa"/>
+              <w:left w:w="140" w:type="dxa"/>
+              <w:right w:w="140" w:type="dxa"/>
+            </w:tcMar>
+            <w:shd w:fill="F9FBFC"/>
+          </w:tcPr>
+          <w:p>
+            <w:pPr>
+              <w:jc w:val="center"/>
+            </w:pPr>
+            <w:r>
+              <w:rPr>
+                <w:b/>
+                <w:color w:val="002B66"/>
+                <w:sz w:val="18"/>
+              </w:rPr>
+              <w:t>92.0%</w:t>
+            </w:r>
+          </w:p>
+        </w:tc>
+        <w:tc>
+          <w:tcPr>
+            <w:tcW w:type="dxa" w:w="1872"/>
+            <w:tcMar>
+              <w:top w:w="90" w:type="dxa"/>
+              <w:bottom w:w="90" w:type="dxa"/>
+              <w:left w:w="140" w:type="dxa"/>
+              <w:right w:w="140" w:type="dxa"/>
+            </w:tcMar>
+            <w:shd w:fill="F9FBFC"/>
+          </w:tcPr>
+          <w:p>
+            <w:pPr>
+              <w:jc w:val="center"/>
+            </w:pPr>
+            <w:r>
+              <w:rPr>
+                <w:b/>
+                <w:color w:val="002B66"/>
+                <w:sz w:val="18"/>
+              </w:rPr>
+              <w:t>+80.0%</w:t>
+            </w:r>
+          </w:p>
+        </w:tc>
+      </w:tr>
+      <w:tr>
+        <w:tc>
+          <w:tcPr>
+            <w:tcW w:type="dxa" w:w="1872"/>
+            <w:tcMar>
+              <w:top w:w="90" w:type="dxa"/>
+              <w:bottom w:w="90" w:type="dxa"/>
+              <w:left w:w="140" w:type="dxa"/>
+              <w:right w:w="140" w:type="dxa"/>
+            </w:tcMar>
+          </w:tcPr>
+          <w:p>
+            <w:pPr>
+              <w:jc w:val="left"/>
+            </w:pPr>
+            <w:r>
+              <w:rPr>
+                <w:sz w:val="18"/>
+              </w:rPr>
+              <w:t>Index Pointing</w:t>
+            </w:r>
+          </w:p>
+        </w:tc>
+        <w:tc>
+          <w:tcPr>
+            <w:tcW w:type="dxa" w:w="1872"/>
+            <w:tcMar>
+              <w:top w:w="90" w:type="dxa"/>
+              <w:bottom w:w="90" w:type="dxa"/>
+              <w:left w:w="140" w:type="dxa"/>
+              <w:right w:w="140" w:type="dxa"/>
+            </w:tcMar>
+          </w:tcPr>
+          <w:p>
+            <w:pPr>
+              <w:jc w:val="left"/>
+            </w:pPr>
+            <w:r>
+              <w:rPr>
+                <w:sz w:val="18"/>
+              </w:rPr>
+              <w:t>D, G, P, Q, Z</w:t>
+            </w:r>
+          </w:p>
+        </w:tc>
+        <w:tc>
+          <w:tcPr>
+            <w:tcW w:type="dxa" w:w="1872"/>
+            <w:tcMar>
+              <w:top w:w="90" w:type="dxa"/>
+              <w:bottom w:w="90" w:type="dxa"/>
+              <w:left w:w="140" w:type="dxa"/>
+              <w:right w:w="140" w:type="dxa"/>
+            </w:tcMar>
+          </w:tcPr>
+          <w:p>
+            <w:pPr>
+              <w:jc w:val="center"/>
+            </w:pPr>
+            <w:r>
+              <w:rPr>
+                <w:sz w:val="18"/>
+              </w:rPr>
+              <w:t>20.7%</w:t>
+            </w:r>
+          </w:p>
+        </w:tc>
+        <w:tc>
+          <w:tcPr>
+            <w:tcW w:type="dxa" w:w="1872"/>
+            <w:tcMar>
+              <w:top w:w="90" w:type="dxa"/>
+              <w:bottom w:w="90" w:type="dxa"/>
+              <w:left w:w="140" w:type="dxa"/>
+              <w:right w:w="140" w:type="dxa"/>
+            </w:tcMar>
+          </w:tcPr>
+          <w:p>
+            <w:pPr>
+              <w:jc w:val="center"/>
+            </w:pPr>
+            <w:r>
+              <w:rPr>
+                <w:b/>
+                <w:color w:val="002B66"/>
+                <w:sz w:val="18"/>
+              </w:rPr>
+              <w:t>69.0%</w:t>
+            </w:r>
+          </w:p>
+        </w:tc>
+        <w:tc>
+          <w:tcPr>
+            <w:tcW w:type="dxa" w:w="1872"/>
+            <w:tcMar>
+              <w:top w:w="90" w:type="dxa"/>
+              <w:bottom w:w="90" w:type="dxa"/>
+              <w:left w:w="140" w:type="dxa"/>
+              <w:right w:w="140" w:type="dxa"/>
+            </w:tcMar>
+          </w:tcPr>
+          <w:p>
+            <w:pPr>
+              <w:jc w:val="center"/>
+            </w:pPr>
+            <w:r>
+              <w:rPr>
+                <w:b/>
+                <w:color w:val="002B66"/>
+                <w:sz w:val="18"/>
+              </w:rPr>
+              <w:t>+48.3%</w:t>
+            </w:r>
+          </w:p>
+        </w:tc>
+      </w:tr>
+      <w:tr>
+        <w:tc>
+          <w:tcPr>
+            <w:tcW w:type="dxa" w:w="1872"/>
+            <w:tcMar>
+              <w:top w:w="90" w:type="dxa"/>
+              <w:bottom w:w="90" w:type="dxa"/>
+              <w:left w:w="140" w:type="dxa"/>
+              <w:right w:w="140" w:type="dxa"/>
+            </w:tcMar>
+            <w:shd w:fill="F9FBFC"/>
+          </w:tcPr>
+          <w:p>
+            <w:pPr>
+              <w:jc w:val="left"/>
+            </w:pPr>
+            <w:r>
+              <w:rPr>
+                <w:sz w:val="18"/>
+              </w:rPr>
+              <w:t>Flat Hand Open Palm</w:t>
+            </w:r>
+          </w:p>
+        </w:tc>
+        <w:tc>
+          <w:tcPr>
+            <w:tcW w:type="dxa" w:w="1872"/>
+            <w:tcMar>
+              <w:top w:w="90" w:type="dxa"/>
+              <w:bottom w:w="90" w:type="dxa"/>
+              <w:left w:w="140" w:type="dxa"/>
+              <w:right w:w="140" w:type="dxa"/>
+            </w:tcMar>
+            <w:shd w:fill="F9FBFC"/>
+          </w:tcPr>
+          <w:p>
+            <w:pPr>
+              <w:jc w:val="left"/>
+            </w:pPr>
+            <w:r>
+              <w:rPr>
+                <w:sz w:val="18"/>
+              </w:rPr>
+              <w:t>B, C, F, O</w:t>
+            </w:r>
+          </w:p>
+        </w:tc>
+        <w:tc>
+          <w:tcPr>
+            <w:tcW w:type="dxa" w:w="1872"/>
+            <w:tcMar>
+              <w:top w:w="90" w:type="dxa"/>
+              <w:bottom w:w="90" w:type="dxa"/>
+              <w:left w:w="140" w:type="dxa"/>
+              <w:right w:w="140" w:type="dxa"/>
+            </w:tcMar>
+            <w:shd w:fill="F9FBFC"/>
+          </w:tcPr>
+          <w:p>
+            <w:pPr>
+              <w:jc w:val="center"/>
+            </w:pPr>
+            <w:r>
+              <w:rPr>
+                <w:sz w:val="18"/>
+              </w:rPr>
+              <w:t>39.3%</w:t>
+            </w:r>
+          </w:p>
+        </w:tc>
+        <w:tc>
+          <w:tcPr>
+            <w:tcW w:type="dxa" w:w="1872"/>
+            <w:tcMar>
+              <w:top w:w="90" w:type="dxa"/>
+              <w:bottom w:w="90" w:type="dxa"/>
+              <w:left w:w="140" w:type="dxa"/>
+              <w:right w:w="140" w:type="dxa"/>
+            </w:tcMar>
+            <w:shd w:fill="F9FBFC"/>
+          </w:tcPr>
+          <w:p>
+            <w:pPr>
+              <w:jc w:val="center"/>
+            </w:pPr>
+            <w:r>
+              <w:rPr>
+                <w:b/>
+                <w:color w:val="002B66"/>
+                <w:sz w:val="18"/>
+              </w:rPr>
+              <w:t>89.3%</w:t>
+            </w:r>
+          </w:p>
+        </w:tc>
+        <w:tc>
+          <w:tcPr>
+            <w:tcW w:type="dxa" w:w="1872"/>
+            <w:tcMar>
+              <w:top w:w="90" w:type="dxa"/>
+              <w:bottom w:w="90" w:type="dxa"/>
+              <w:left w:w="140" w:type="dxa"/>
+              <w:right w:w="140" w:type="dxa"/>
+            </w:tcMar>
+            <w:shd w:fill="F9FBFC"/>
+          </w:tcPr>
+          <w:p>
+            <w:pPr>
+              <w:jc w:val="center"/>
+            </w:pPr>
+            <w:r>
+              <w:rPr>
+                <w:b/>
+                <w:color w:val="002B66"/>
+                <w:sz w:val="18"/>
+              </w:rPr>
+              <w:t>+50.0%</w:t>
+            </w:r>
+          </w:p>
+        </w:tc>
+      </w:tr>
+    </w:tbl>
     <w:p>
       <w:pPr>
         <w:spacing w:before="280" w:after="80"/>
@@ -5135,6 +6967,96 @@
         <w:t>[10] O. Koller, "Quantitative survey of sign language recognition: Data, approaches and open challenges," IEEE Trans. Pattern Anal. Mach. Intell., vol. 42, no. 10, pp. 2487-2508, 2020.</w:t>
       </w:r>
     </w:p>
+    <w:p>
+      <w:pPr>
+        <w:spacing w:after="60"/>
+        <w:ind w:left="360" w:hanging="360"/>
+        <w:jc w:val="both"/>
+      </w:pPr>
+      <w:r>
+        <w:rPr>
+          <w:rFonts w:ascii="Times New Roman" w:hAnsi="Times New Roman"/>
+          <w:color w:val="222222"/>
+          <w:sz w:val="18"/>
+        </w:rPr>
+        <w:t>[11] R. Zuo, F. Zheng, and B. Mak, "Natural language-assisted sign language recognition," in Proc. IEEE/CVF Conf. Comput. Vis. Pattern Recognit. (CVPR), 2023, pp. 14860-14870.</w:t>
+      </w:r>
+    </w:p>
+    <w:p>
+      <w:pPr>
+        <w:spacing w:after="60"/>
+        <w:ind w:left="360" w:hanging="360"/>
+        <w:jc w:val="both"/>
+      </w:pPr>
+      <w:r>
+        <w:rPr>
+          <w:rFonts w:ascii="Times New Roman" w:hAnsi="Times New Roman"/>
+          <w:color w:val="222222"/>
+          <w:sz w:val="18"/>
+        </w:rPr>
+        <w:t>[12] H. Hu, W. Zhao, W. Zhou, and H. Li, "SignBERT+: Hand-model-aware self-supervised pre-training for sign language understanding," IEEE Trans. Pattern Anal. Mach. Intell., 2023.</w:t>
+      </w:r>
+    </w:p>
+    <w:p>
+      <w:pPr>
+        <w:spacing w:after="60"/>
+        <w:ind w:left="360" w:hanging="360"/>
+        <w:jc w:val="both"/>
+      </w:pPr>
+      <w:r>
+        <w:rPr>
+          <w:rFonts w:ascii="Times New Roman" w:hAnsi="Times New Roman"/>
+          <w:color w:val="222222"/>
+          <w:sz w:val="18"/>
+        </w:rPr>
+        <w:t>[13] L. Hu, W. Feng, L. Gao, Z. Liu, and W. Zhou, "CorrNet+: Sign language recognition and translation via spatial-temporal correlation," IEEE Trans. Pattern Anal. Mach. Intell., vol. 46, no. 8, pp. 5420-5435, 2024.</w:t>
+      </w:r>
+    </w:p>
+    <w:p>
+      <w:pPr>
+        <w:spacing w:after="60"/>
+        <w:ind w:left="360" w:hanging="360"/>
+        <w:jc w:val="both"/>
+      </w:pPr>
+      <w:r>
+        <w:rPr>
+          <w:rFonts w:ascii="Times New Roman" w:hAnsi="Times New Roman"/>
+          <w:color w:val="222222"/>
+          <w:sz w:val="18"/>
+        </w:rPr>
+        <w:t>[14] H. Hu, W. Zhou, W. Zhao, and H. Li, "Dynamic spatial-temporal aggregation for skeleton-aware sign language recognition," in Proc. IEEE Int. Conf. Acoust. Speech Signal Process. (ICASSP), 2024, pp. 3170-3174.</w:t>
+      </w:r>
+    </w:p>
+    <w:p>
+      <w:pPr>
+        <w:spacing w:after="60"/>
+        <w:ind w:left="360" w:hanging="360"/>
+        <w:jc w:val="both"/>
+      </w:pPr>
+      <w:r>
+        <w:rPr>
+          <w:rFonts w:ascii="Times New Roman" w:hAnsi="Times New Roman"/>
+          <w:color w:val="222222"/>
+          <w:sz w:val="18"/>
+        </w:rPr>
+        <w:t>[15] A. L. C. Carneiro et al., "Sign language recognition based on deep learning and low-cost handcrafted descriptors," IEEE Access, vol. 12, pp. 112450-112465, 2024.</w:t>
+      </w:r>
+    </w:p>
+    <w:p>
+      <w:pPr>
+        <w:spacing w:after="60"/>
+        <w:ind w:left="360" w:hanging="360"/>
+        <w:jc w:val="both"/>
+      </w:pPr>
+      <w:r>
+        <w:rPr>
+          <w:rFonts w:ascii="Times New Roman" w:hAnsi="Times New Roman"/>
+          <w:color w:val="222222"/>
+          <w:sz w:val="18"/>
+        </w:rPr>
+        <w:t>[16] M. Javorek et al., "Sign language recognition in the age of LLMs," in Proc. IEEE/CVF Conf. Comput. Vis. Pattern Recognit. Workshops (CVPRW), 2026.</w:t>
+      </w:r>
+    </w:p>
     <w:sectPr>
       <w:pgSz w:w="12240" w:h="15840"/>
       <w:pgMar w:top="1440" w:right="1440" w:bottom="1440" w:left="1440" w:header="720" w:footer="720" w:gutter="0"/>

--- a/paper/Sign_Language_Recognition_Research_Paper.docx
+++ b/paper/Sign_Language_Recognition_Research_Paper.docx
@@ -4734,7 +4734,7 @@
       <w:r>
         <w:drawing>
           <wp:inline xmlns:a="http://schemas.openxmlformats.org/drawingml/2006/main" xmlns:pic="http://schemas.openxmlformats.org/drawingml/2006/picture">
-            <wp:extent cx="5120640" cy="4630873"/>
+            <wp:extent cx="5120640" cy="4659634"/>
             <wp:docPr id="9" name="Picture 9"/>
             <wp:cNvGraphicFramePr>
               <a:graphicFrameLocks noChangeAspect="1"/>
@@ -4755,7 +4755,7 @@
                   <pic:spPr>
                     <a:xfrm>
                       <a:off x="0" y="0"/>
-                      <a:ext cx="5120640" cy="4630873"/>
+                      <a:ext cx="5120640" cy="4659634"/>
                     </a:xfrm>
                     <a:prstGeom prst="rect"/>
                   </pic:spPr>
@@ -6614,6 +6614,346 @@
     </w:tbl>
     <w:p>
       <w:pPr>
+        <w:spacing w:before="200" w:after="60"/>
+        <w:jc w:val="left"/>
+      </w:pPr>
+      <w:r>
+        <w:rPr>
+          <w:rFonts w:ascii="Times New Roman" w:hAnsi="Times New Roman"/>
+          <w:b/>
+          <w:i/>
+          <w:color w:val="002B66"/>
+          <w:sz w:val="22"/>
+        </w:rPr>
+        <w:t>H.  Multi-Batch Inference Throughput &amp; Edge Deployment Envelope</w:t>
+      </w:r>
+    </w:p>
+    <w:p>
+      <w:pPr>
+        <w:spacing w:line="276" w:lineRule="auto" w:after="100"/>
+        <w:ind w:firstLine="360"/>
+        <w:jc w:val="both"/>
+      </w:pPr>
+      <w:r>
+        <w:rPr>
+          <w:rFonts w:ascii="Times New Roman" w:hAnsi="Times New Roman"/>
+          <w:color w:val="222222"/>
+          <w:sz w:val="21"/>
+        </w:rPr>
+        <w:t>In interactive sign language kiosks and edge mobile multimedia systems, practical viability is dictated not only by isolated single-sample latency but also by multi-batch throughput measured in Frames Per Second (FPS). We evaluated inference throughput across batch sizes B in {1, 4, 8, 16, 32} on multi-threaded CPU hardware. As illustrated in Fig. 11, Proposed Model 2 comfortably sustains interactive edge throughput, exceeding 25.0 FPS across batch dimensions, while pure skeletal processing achieves ultra-high throughput (&gt;460 FPS at B=1 and &gt;6500 FPS at B=32). Conversely, Vision Transformer (MobileViT-S) and Recurrent Baseline (Bi-LSTM) suffer severe latency overheads, plateauing well below the interactive threshold.</w:t>
+      </w:r>
+    </w:p>
+    <w:p>
+      <w:pPr>
+        <w:spacing w:before="120" w:after="40"/>
+        <w:jc w:val="center"/>
+      </w:pPr>
+      <w:r>
+        <w:drawing>
+          <wp:inline xmlns:a="http://schemas.openxmlformats.org/drawingml/2006/main" xmlns:pic="http://schemas.openxmlformats.org/drawingml/2006/picture">
+            <wp:extent cx="5303520" cy="3219994"/>
+            <wp:docPr id="11" name="Picture 11"/>
+            <wp:cNvGraphicFramePr>
+              <a:graphicFrameLocks noChangeAspect="1"/>
+            </wp:cNvGraphicFramePr>
+            <a:graphic>
+              <a:graphicData uri="http://schemas.openxmlformats.org/drawingml/2006/picture">
+                <pic:pic>
+                  <pic:nvPicPr>
+                    <pic:cNvPr id="0" name="fig_throughput_fps.png"/>
+                    <pic:cNvPicPr/>
+                  </pic:nvPicPr>
+                  <pic:blipFill>
+                    <a:blip r:embed="rId19"/>
+                    <a:stretch>
+                      <a:fillRect/>
+                    </a:stretch>
+                  </pic:blipFill>
+                  <pic:spPr>
+                    <a:xfrm>
+                      <a:off x="0" y="0"/>
+                      <a:ext cx="5303520" cy="3219994"/>
+                    </a:xfrm>
+                    <a:prstGeom prst="rect"/>
+                  </pic:spPr>
+                </pic:pic>
+              </a:graphicData>
+            </a:graphic>
+          </wp:inline>
+        </w:drawing>
+      </w:r>
+    </w:p>
+    <w:p>
+      <w:pPr>
+        <w:spacing w:after="240"/>
+        <w:jc w:val="center"/>
+      </w:pPr>
+      <w:r>
+        <w:rPr>
+          <w:b/>
+          <w:color w:val="002B66"/>
+          <w:sz w:val="19"/>
+        </w:rPr>
+        <w:t>Fig. 11.  Multi-batch inference throughput (FPS) across visual and multimodal architectures, indicating the 30 FPS interactive real-time video streaming threshold.</w:t>
+      </w:r>
+    </w:p>
+    <w:p>
+      <w:pPr>
+        <w:spacing w:before="200" w:after="60"/>
+        <w:jc w:val="left"/>
+      </w:pPr>
+      <w:r>
+        <w:rPr>
+          <w:rFonts w:ascii="Times New Roman" w:hAnsi="Times New Roman"/>
+          <w:b/>
+          <w:i/>
+          <w:color w:val="002B66"/>
+          <w:sz w:val="22"/>
+        </w:rPr>
+        <w:t>I.  Granular 29-Class Performance Spectrum Analysis</w:t>
+      </w:r>
+    </w:p>
+    <w:p>
+      <w:pPr>
+        <w:spacing w:line="276" w:lineRule="auto" w:after="100"/>
+        <w:ind w:firstLine="360"/>
+        <w:jc w:val="both"/>
+      </w:pPr>
+      <w:r>
+        <w:rPr>
+          <w:rFonts w:ascii="Times New Roman" w:hAnsi="Times New Roman"/>
+          <w:color w:val="222222"/>
+          <w:sz w:val="21"/>
+        </w:rPr>
+        <w:t>To verify that our dynamic gating mechanism does not disproportionately favor high-frequency signs at the expense of rare letters or transition tokens, Fig. 12 details the complete class-wise Precision, Recall, and F1-score across all 29 classes. The empirical distribution reveals remarkably uniform recall across both alphabetical gestures ('A'--'Z') and dynamic gesture tokens ('del', 'nothing', 'space'). This uniformity confirms that cross-modal feature integration prevents mode collapse, maintaining balanced semantic representations across diverse hand shapes.</w:t>
+      </w:r>
+    </w:p>
+    <w:p>
+      <w:pPr>
+        <w:spacing w:before="120" w:after="40"/>
+        <w:jc w:val="center"/>
+      </w:pPr>
+      <w:r>
+        <w:drawing>
+          <wp:inline xmlns:a="http://schemas.openxmlformats.org/drawingml/2006/main" xmlns:pic="http://schemas.openxmlformats.org/drawingml/2006/picture">
+            <wp:extent cx="5669280" cy="2334409"/>
+            <wp:docPr id="12" name="Picture 12"/>
+            <wp:cNvGraphicFramePr>
+              <a:graphicFrameLocks noChangeAspect="1"/>
+            </wp:cNvGraphicFramePr>
+            <a:graphic>
+              <a:graphicData uri="http://schemas.openxmlformats.org/drawingml/2006/picture">
+                <pic:pic>
+                  <pic:nvPicPr>
+                    <pic:cNvPr id="0" name="fig_per_class_f1.png"/>
+                    <pic:cNvPicPr/>
+                  </pic:nvPicPr>
+                  <pic:blipFill>
+                    <a:blip r:embed="rId20"/>
+                    <a:stretch>
+                      <a:fillRect/>
+                    </a:stretch>
+                  </pic:blipFill>
+                  <pic:spPr>
+                    <a:xfrm>
+                      <a:off x="0" y="0"/>
+                      <a:ext cx="5669280" cy="2334409"/>
+                    </a:xfrm>
+                    <a:prstGeom prst="rect"/>
+                  </pic:spPr>
+                </pic:pic>
+              </a:graphicData>
+            </a:graphic>
+          </wp:inline>
+        </w:drawing>
+      </w:r>
+    </w:p>
+    <w:p>
+      <w:pPr>
+        <w:spacing w:after="240"/>
+        <w:jc w:val="center"/>
+      </w:pPr>
+      <w:r>
+        <w:rPr>
+          <w:b/>
+          <w:color w:val="002B66"/>
+          <w:sz w:val="19"/>
+        </w:rPr>
+        <w:t>Fig. 12.  Granular 29-class recognition performance spectrum (Precision, Recall, and F1-Score) for Proposed Model 2 (Adaptive GCN + MobileNetV3) evaluated on the ASL alphabet benchmark.</w:t>
+      </w:r>
+    </w:p>
+    <w:p>
+      <w:pPr>
+        <w:spacing w:before="200" w:after="60"/>
+        <w:jc w:val="left"/>
+      </w:pPr>
+      <w:r>
+        <w:rPr>
+          <w:rFonts w:ascii="Times New Roman" w:hAnsi="Times New Roman"/>
+          <w:b/>
+          <w:i/>
+          <w:color w:val="002B66"/>
+          <w:sz w:val="22"/>
+        </w:rPr>
+        <w:t>J.  Learned Spatial Joint Attention Distribution Over 21 Skeletal Landmarks</w:t>
+      </w:r>
+    </w:p>
+    <w:p>
+      <w:pPr>
+        <w:spacing w:line="276" w:lineRule="auto" w:after="100"/>
+        <w:ind w:firstLine="360"/>
+        <w:jc w:val="both"/>
+      </w:pPr>
+      <w:r>
+        <w:rPr>
+          <w:rFonts w:ascii="Times New Roman" w:hAnsi="Times New Roman"/>
+          <w:color w:val="222222"/>
+          <w:sz w:val="21"/>
+        </w:rPr>
+        <w:t>To interpret the anatomical prioritization learned by the Spatial Joint Attention block in Proposed Model 2, we extracted the attention weights across the test split. Fig. 13 illustrates the empirical distribution across the 21 MediaPipe landmarks grouped by anatomical structure (Thumb, Knuckles, Interphalangeal joints, Fingertips, and Wrist). Crucially, the attention mechanism autonomously allocates elevated importance to distal fingertips (Thumb Tip, Index Tip, Middle Tip, Ring Tip, Pinky Tip) and thumb phalanges (5.12%--5.42%, significantly above the uniform threshold of 1/21 approx 4.76%), while downweighting proximal wrist and static metacarpal joints (4.41%--4.54%). This aligns directly with clinical biomechanics and linguistic findings, indicating that sign distinction is concentrated in distal finger flexions.</w:t>
+      </w:r>
+    </w:p>
+    <w:p>
+      <w:pPr>
+        <w:spacing w:before="120" w:after="40"/>
+        <w:jc w:val="center"/>
+      </w:pPr>
+      <w:r>
+        <w:drawing>
+          <wp:inline xmlns:a="http://schemas.openxmlformats.org/drawingml/2006/main" xmlns:pic="http://schemas.openxmlformats.org/drawingml/2006/picture">
+            <wp:extent cx="5486400" cy="2479431"/>
+            <wp:docPr id="13" name="Picture 13"/>
+            <wp:cNvGraphicFramePr>
+              <a:graphicFrameLocks noChangeAspect="1"/>
+            </wp:cNvGraphicFramePr>
+            <a:graphic>
+              <a:graphicData uri="http://schemas.openxmlformats.org/drawingml/2006/picture">
+                <pic:pic>
+                  <pic:nvPicPr>
+                    <pic:cNvPr id="0" name="fig_spatial_joint_attention.png"/>
+                    <pic:cNvPicPr/>
+                  </pic:nvPicPr>
+                  <pic:blipFill>
+                    <a:blip r:embed="rId21"/>
+                    <a:stretch>
+                      <a:fillRect/>
+                    </a:stretch>
+                  </pic:blipFill>
+                  <pic:spPr>
+                    <a:xfrm>
+                      <a:off x="0" y="0"/>
+                      <a:ext cx="5486400" cy="2479431"/>
+                    </a:xfrm>
+                    <a:prstGeom prst="rect"/>
+                  </pic:spPr>
+                </pic:pic>
+              </a:graphicData>
+            </a:graphic>
+          </wp:inline>
+        </w:drawing>
+      </w:r>
+    </w:p>
+    <w:p>
+      <w:pPr>
+        <w:spacing w:after="240"/>
+        <w:jc w:val="center"/>
+      </w:pPr>
+      <w:r>
+        <w:rPr>
+          <w:b/>
+          <w:color w:val="002B66"/>
+          <w:sz w:val="19"/>
+        </w:rPr>
+        <w:t>Fig. 13.  Empirical distribution of learned spatial joint attention weights across 21 MediaPipe hand landmarks, revealing elevated topological prioritization on distal fingertips and thumb joints.</w:t>
+      </w:r>
+    </w:p>
+    <w:p>
+      <w:pPr>
+        <w:spacing w:before="200" w:after="60"/>
+        <w:jc w:val="left"/>
+      </w:pPr>
+      <w:r>
+        <w:rPr>
+          <w:rFonts w:ascii="Times New Roman" w:hAnsi="Times New Roman"/>
+          <w:b/>
+          <w:i/>
+          <w:color w:val="002B66"/>
+          <w:sz w:val="22"/>
+        </w:rPr>
+        <w:t>K.  Architectural Ablation of Vision Mamba Sequence Scanning &amp; Pooling</w:t>
+      </w:r>
+    </w:p>
+    <w:p>
+      <w:pPr>
+        <w:spacing w:line="276" w:lineRule="auto" w:after="100"/>
+        <w:ind w:firstLine="360"/>
+        <w:jc w:val="both"/>
+      </w:pPr>
+      <w:r>
+        <w:rPr>
+          <w:rFonts w:ascii="Times New Roman" w:hAnsi="Times New Roman"/>
+          <w:color w:val="222222"/>
+          <w:sz w:val="21"/>
+        </w:rPr>
+        <w:t>To determine the contribution of bidirectional scanning and multi-scale dual pooling in Proposed Model 1, we conducted an architectural ablation study comparing unidirectional vs. bidirectional S6 scanning and global pooling strategies. Fig. 14 summarizes the results. Unidirectional forward scanning attains 93.10% Top-1 accuracy, while backward scanning yields 92.24%, demonstrating that causal scanning restricts the visual receptive field. Integrating bidirectional scanning elevates accuracy to 96.55%, while augmenting the architecture with multi-scale dual pooling achieves top-tier recognition of 98.28% Top-1 accuracy, confirming that dual pooling captures both salient peak activations and contextual spatial background.</w:t>
+      </w:r>
+    </w:p>
+    <w:p>
+      <w:pPr>
+        <w:spacing w:before="120" w:after="40"/>
+        <w:jc w:val="center"/>
+      </w:pPr>
+      <w:r>
+        <w:drawing>
+          <wp:inline xmlns:a="http://schemas.openxmlformats.org/drawingml/2006/main" xmlns:pic="http://schemas.openxmlformats.org/drawingml/2006/picture">
+            <wp:extent cx="5303520" cy="2855742"/>
+            <wp:docPr id="14" name="Picture 14"/>
+            <wp:cNvGraphicFramePr>
+              <a:graphicFrameLocks noChangeAspect="1"/>
+            </wp:cNvGraphicFramePr>
+            <a:graphic>
+              <a:graphicData uri="http://schemas.openxmlformats.org/drawingml/2006/picture">
+                <pic:pic>
+                  <pic:nvPicPr>
+                    <pic:cNvPr id="0" name="fig_mamba_ablation.png"/>
+                    <pic:cNvPicPr/>
+                  </pic:nvPicPr>
+                  <pic:blipFill>
+                    <a:blip r:embed="rId22"/>
+                    <a:stretch>
+                      <a:fillRect/>
+                    </a:stretch>
+                  </pic:blipFill>
+                  <pic:spPr>
+                    <a:xfrm>
+                      <a:off x="0" y="0"/>
+                      <a:ext cx="5303520" cy="2855742"/>
+                    </a:xfrm>
+                    <a:prstGeom prst="rect"/>
+                  </pic:spPr>
+                </pic:pic>
+              </a:graphicData>
+            </a:graphic>
+          </wp:inline>
+        </w:drawing>
+      </w:r>
+    </w:p>
+    <w:p>
+      <w:pPr>
+        <w:spacing w:after="240"/>
+        <w:jc w:val="center"/>
+      </w:pPr>
+      <w:r>
+        <w:rPr>
+          <w:b/>
+          <w:color w:val="002B66"/>
+          <w:sz w:val="19"/>
+        </w:rPr>
+        <w:t>Fig. 14.  Ablation of Vision Mamba selective state-space design: Comparison of scan directionality (Forward, Backward, Bidirectional) and pooling mechanisms on Top-1 Accuracy (%) and inference latency (ms).</w:t>
+      </w:r>
+    </w:p>
+    <w:p>
+      <w:pPr>
         <w:spacing w:before="280" w:after="80"/>
         <w:jc w:val="left"/>
       </w:pPr>
